--- a/lessons/8-3/downloads/reveal/teacher/8.3-session-1-prerequisite-practice-b.docx
+++ b/lessons/8-3/downloads/reveal/teacher/8.3-session-1-prerequisite-practice-b.docx
@@ -15,10 +15,28 @@
         <w:rPr>
           <w:rFonts w:ascii="Avenir Next" w:hAnsi="Avenir Next" w:cs="Avenir Next" w:eastAsia="Avenir Next"/>
           <w:color w:val="1A1A1A"/>
+          <w:sz w:val="22"/>
+          <w:szCs w:val="20"/>
+        </w:rPr>
+        <w:t xml:space="preserve">Name</w:t>
+      </w:r>
+      <w:r>
+        <w:rPr>
+          <w:rFonts w:ascii="Avenir Next" w:hAnsi="Avenir Next" w:cs="Avenir Next" w:eastAsia="Avenir Next"/>
+          <w:color w:val="1A1A1A"/>
           <w:sz w:val="20"/>
           <w:szCs w:val="20"/>
         </w:rPr>
-        <w:t xml:space="preserve">Name</w:t>
+        <w:tab/>
+      </w:r>
+      <w:r>
+        <w:rPr>
+          <w:rFonts w:ascii="Avenir Next" w:hAnsi="Avenir Next" w:cs="Avenir Next" w:eastAsia="Avenir Next"/>
+          <w:color w:val="1A1A1A"/>
+          <w:sz w:val="22"/>
+          <w:szCs w:val="20"/>
+        </w:rPr>
+        <w:t xml:space="preserve">   Date</w:t>
       </w:r>
       <w:r>
         <w:rPr>
@@ -33,25 +51,7 @@
         <w:rPr>
           <w:rFonts w:ascii="Avenir Next" w:hAnsi="Avenir Next" w:cs="Avenir Next" w:eastAsia="Avenir Next"/>
           <w:color w:val="1A1A1A"/>
-          <w:sz w:val="20"/>
-          <w:szCs w:val="20"/>
-        </w:rPr>
-        <w:t xml:space="preserve">   Date</w:t>
-      </w:r>
-      <w:r>
-        <w:rPr>
-          <w:rFonts w:ascii="Avenir Next" w:hAnsi="Avenir Next" w:cs="Avenir Next" w:eastAsia="Avenir Next"/>
-          <w:color w:val="1A1A1A"/>
-          <w:sz w:val="20"/>
-          <w:szCs w:val="20"/>
-        </w:rPr>
-        <w:tab/>
-      </w:r>
-      <w:r>
-        <w:rPr>
-          <w:rFonts w:ascii="Avenir Next" w:hAnsi="Avenir Next" w:cs="Avenir Next" w:eastAsia="Avenir Next"/>
-          <w:color w:val="1A1A1A"/>
-          <w:sz w:val="20"/>
+          <w:sz w:val="22"/>
           <w:szCs w:val="20"/>
         </w:rPr>
         <w:t xml:space="preserve">   Period</w:t>
@@ -78,7 +78,7 @@
           <w:caps/>
           <w:color w:val="003A70"/>
           <w:spacing w:val="12"/>
-          <w:sz w:val="19"/>
+          <w:sz w:val="22"/>
           <w:szCs w:val="19"/>
         </w:rPr>
         <w:t xml:space="preserve">Lesson 8-3  ·  Session 1  ·  Prerequisite Practice B  ·  Skill 1 of 2</w:t>
@@ -86,6 +86,7 @@
     </w:p>
     <w:p>
       <w:pPr>
+        <w:pStyle w:val="Heading1"/>
         <w:keepNext/>
         <w:spacing w:before="0" w:after="10" w:line="240" w:lineRule="auto"/>
       </w:pPr>
@@ -111,7 +112,7 @@
         <w:rPr>
           <w:rFonts w:ascii="Avenir Next" w:hAnsi="Avenir Next" w:cs="Avenir Next" w:eastAsia="Avenir Next"/>
           <w:color w:val="5A5F66"/>
-          <w:sz w:val="17"/>
+          <w:sz w:val="22"/>
           <w:szCs w:val="17"/>
         </w:rPr>
         <w:t xml:space="preserve">Builds on Lesson 8-1 Session 2 · 6.EE.B.6</w:t>
@@ -154,6 +155,7 @@
           </w:tcPr>
           <w:p>
             <w:pPr>
+              <w:pStyle w:val="Heading2"/>
               <w:spacing w:before="0" w:after="0" w:line="252" w:lineRule="auto"/>
             </w:pPr>
             <w:r>
@@ -183,7 +185,7 @@
               <w:rPr>
                 <w:rFonts w:ascii="Avenir Next" w:hAnsi="Avenir Next" w:cs="Avenir Next" w:eastAsia="Avenir Next"/>
                 <w:color w:val="1A1A1A"/>
-                <w:sz w:val="20"/>
+                <w:sz w:val="22"/>
                 <w:szCs w:val="20"/>
               </w:rPr>
               <w:t xml:space="preserve">24 cars at the same price bring in $336. That is 24</w:t>
@@ -193,7 +195,7 @@
                 <w:rFonts w:ascii="Avenir Next" w:hAnsi="Avenir Next" w:cs="Avenir Next" w:eastAsia="Avenir Next"/>
                 <w:i/>
                 <w:color w:val="1A1A1A"/>
-                <w:sz w:val="20"/>
+                <w:sz w:val="22"/>
                 <w:szCs w:val="20"/>
               </w:rPr>
               <w:t xml:space="preserve">p</w:t>
@@ -202,7 +204,7 @@
               <w:rPr>
                 <w:rFonts w:ascii="Avenir Next" w:hAnsi="Avenir Next" w:cs="Avenir Next" w:eastAsia="Avenir Next"/>
                 <w:color w:val="1A1A1A"/>
-                <w:sz w:val="20"/>
+                <w:sz w:val="22"/>
                 <w:szCs w:val="20"/>
               </w:rPr>
               <w:t xml:space="preserve"> = 336.</w:t>
@@ -222,6 +224,7 @@
           </w:tcPr>
           <w:p>
             <w:pPr>
+              <w:pStyle w:val="Heading2"/>
               <w:spacing w:before="0" w:after="0" w:line="252" w:lineRule="auto"/>
             </w:pPr>
             <w:r>
@@ -251,7 +254,7 @@
               <w:rPr>
                 <w:rFonts w:ascii="Avenir Next" w:hAnsi="Avenir Next" w:cs="Avenir Next" w:eastAsia="Avenir Next"/>
                 <w:color w:val="1A1A1A"/>
-                <w:sz w:val="20"/>
+                <w:sz w:val="22"/>
                 <w:szCs w:val="20"/>
               </w:rPr>
               <w:t xml:space="preserve">Write groups × one group = total for an equal-groups story.  </w:t>
@@ -261,7 +264,7 @@
                 <w:rFonts w:ascii="Avenir Next" w:hAnsi="Avenir Next" w:cs="Avenir Next" w:eastAsia="Avenir Next"/>
                 <w:b/>
                 <w:color w:val="1A1A1A"/>
-                <w:sz w:val="20"/>
+                <w:sz w:val="22"/>
                 <w:szCs w:val="20"/>
               </w:rPr>
               <w:t xml:space="preserve">You will use it in Practice Form A, problems 3, 6 and 7.</w:t>
@@ -272,6 +275,7 @@
     </w:tbl>
     <w:p>
       <w:pPr>
+        <w:pStyle w:val="Heading2"/>
         <w:keepNext/>
         <w:pBdr>
           <w:bottom w:val="single" w:sz="8" w:space="3" w:color="003A70"/>
@@ -287,7 +291,7 @@
           <w:b/>
           <w:color w:val="003A70"/>
           <w:spacing w:val="14"/>
-          <w:sz w:val="19"/>
+          <w:sz w:val="22"/>
           <w:szCs w:val="19"/>
         </w:rPr>
         <w:t xml:space="preserve">STEPS TO FOLLOW</w:t>
@@ -306,7 +310,7 @@
           <w:rFonts w:ascii="Avenir Next" w:hAnsi="Avenir Next" w:cs="Avenir Next" w:eastAsia="Avenir Next"/>
           <w:i/>
           <w:color w:val="5A5F66"/>
-          <w:sz w:val="17"/>
+          <w:sz w:val="22"/>
           <w:szCs w:val="17"/>
         </w:rPr>
         <w:t xml:space="preserve">use these same steps on every problem</w:t>
@@ -348,6 +352,7 @@
           </w:tcPr>
           <w:p>
             <w:pPr>
+              <w:pStyle w:val="Heading1"/>
               <w:spacing w:before="0" w:after="0" w:line="240" w:lineRule="auto"/>
               <w:jc w:val="center"/>
             </w:pPr>
@@ -376,7 +381,7 @@
               <w:rPr>
                 <w:rFonts w:ascii="Avenir Next" w:hAnsi="Avenir Next" w:cs="Avenir Next" w:eastAsia="Avenir Next"/>
                 <w:color w:val="1A1A1A"/>
-                <w:sz w:val="21"/>
+                <w:sz w:val="22"/>
                 <w:szCs w:val="21"/>
               </w:rPr>
               <w:t xml:space="preserve">Use a </w:t>
@@ -386,7 +391,7 @@
                 <w:rFonts w:ascii="Avenir Next" w:hAnsi="Avenir Next" w:cs="Avenir Next" w:eastAsia="Avenir Next"/>
                 <w:b/>
                 <w:color w:val="1A1A1A"/>
-                <w:sz w:val="21"/>
+                <w:sz w:val="22"/>
                 <w:szCs w:val="21"/>
               </w:rPr>
               <w:t xml:space="preserve">letter</w:t>
@@ -395,7 +400,7 @@
               <w:rPr>
                 <w:rFonts w:ascii="Avenir Next" w:hAnsi="Avenir Next" w:cs="Avenir Next" w:eastAsia="Avenir Next"/>
                 <w:color w:val="1A1A1A"/>
-                <w:sz w:val="21"/>
+                <w:sz w:val="22"/>
                 <w:szCs w:val="21"/>
               </w:rPr>
               <w:t xml:space="preserve"> for one group.</w:t>
@@ -414,6 +419,7 @@
           </w:tcPr>
           <w:p>
             <w:pPr>
+              <w:pStyle w:val="Heading1"/>
               <w:spacing w:before="0" w:after="0" w:line="240" w:lineRule="auto"/>
               <w:jc w:val="center"/>
             </w:pPr>
@@ -442,7 +448,7 @@
               <w:rPr>
                 <w:rFonts w:ascii="Avenir Next" w:hAnsi="Avenir Next" w:cs="Avenir Next" w:eastAsia="Avenir Next"/>
                 <w:color w:val="1A1A1A"/>
-                <w:sz w:val="21"/>
+                <w:sz w:val="22"/>
                 <w:szCs w:val="21"/>
               </w:rPr>
               <w:t xml:space="preserve">Find the </w:t>
@@ -452,7 +458,7 @@
                 <w:rFonts w:ascii="Avenir Next" w:hAnsi="Avenir Next" w:cs="Avenir Next" w:eastAsia="Avenir Next"/>
                 <w:b/>
                 <w:color w:val="1A1A1A"/>
-                <w:sz w:val="21"/>
+                <w:sz w:val="22"/>
                 <w:szCs w:val="21"/>
               </w:rPr>
               <w:t xml:space="preserve">number</w:t>
@@ -461,7 +467,7 @@
               <w:rPr>
                 <w:rFonts w:ascii="Avenir Next" w:hAnsi="Avenir Next" w:cs="Avenir Next" w:eastAsia="Avenir Next"/>
                 <w:color w:val="1A1A1A"/>
-                <w:sz w:val="21"/>
+                <w:sz w:val="22"/>
                 <w:szCs w:val="21"/>
               </w:rPr>
               <w:t xml:space="preserve"> of groups and the total.</w:t>
@@ -480,6 +486,7 @@
           </w:tcPr>
           <w:p>
             <w:pPr>
+              <w:pStyle w:val="Heading1"/>
               <w:spacing w:before="0" w:after="0" w:line="240" w:lineRule="auto"/>
               <w:jc w:val="center"/>
             </w:pPr>
@@ -509,7 +516,7 @@
                 <w:rFonts w:ascii="Avenir Next" w:hAnsi="Avenir Next" w:cs="Avenir Next" w:eastAsia="Avenir Next"/>
                 <w:b/>
                 <w:color w:val="1A1A1A"/>
-                <w:sz w:val="21"/>
+                <w:sz w:val="22"/>
                 <w:szCs w:val="21"/>
               </w:rPr>
               <w:t xml:space="preserve">Write</w:t>
@@ -518,7 +525,7 @@
               <w:rPr>
                 <w:rFonts w:ascii="Avenir Next" w:hAnsi="Avenir Next" w:cs="Avenir Next" w:eastAsia="Avenir Next"/>
                 <w:color w:val="1A1A1A"/>
-                <w:sz w:val="21"/>
+                <w:sz w:val="22"/>
                 <w:szCs w:val="21"/>
               </w:rPr>
               <w:t xml:space="preserve"> groups × letter = total.</w:t>
@@ -529,6 +536,7 @@
     </w:tbl>
     <w:p>
       <w:pPr>
+        <w:pStyle w:val="Heading2"/>
         <w:keepNext/>
         <w:pBdr>
           <w:bottom w:val="single" w:sz="8" w:space="3" w:color="003A70"/>
@@ -544,7 +552,7 @@
           <w:b/>
           <w:color w:val="003A70"/>
           <w:spacing w:val="14"/>
-          <w:sz w:val="19"/>
+          <w:sz w:val="22"/>
           <w:szCs w:val="19"/>
         </w:rPr>
         <w:t xml:space="preserve">WATCH ME</w:t>
@@ -563,7 +571,7 @@
           <w:rFonts w:ascii="Avenir Next" w:hAnsi="Avenir Next" w:cs="Avenir Next" w:eastAsia="Avenir Next"/>
           <w:i/>
           <w:color w:val="5A5F66"/>
-          <w:sz w:val="17"/>
+          <w:sz w:val="22"/>
           <w:szCs w:val="17"/>
         </w:rPr>
         <w:t xml:space="preserve">the steps in action</w:t>
@@ -578,7 +586,7 @@
           <w:rFonts w:ascii="Avenir Next" w:hAnsi="Avenir Next" w:cs="Avenir Next" w:eastAsia="Avenir Next"/>
           <w:b/>
           <w:color w:val="1A1A1A"/>
-          <w:sz w:val="21"/>
+          <w:sz w:val="22"/>
           <w:szCs w:val="21"/>
         </w:rPr>
         <w:t xml:space="preserve">9 boxes hold the same number of pens. They hold 108 pens in all.</w:t>
@@ -597,25 +605,25 @@
           <w:rFonts w:ascii="Avenir Next" w:hAnsi="Avenir Next" w:cs="Avenir Next" w:eastAsia="Avenir Next"/>
           <w:b/>
           <w:color w:val="003A70"/>
+          <w:sz w:val="22"/>
+          <w:szCs w:val="19"/>
+        </w:rPr>
+        <w:t xml:space="preserve">Step 1</w:t>
+      </w:r>
+      <w:r>
+        <w:rPr>
+          <w:rFonts w:ascii="Avenir Next" w:hAnsi="Avenir Next" w:cs="Avenir Next" w:eastAsia="Avenir Next"/>
+          <w:color w:val="1A1A1A"/>
           <w:sz w:val="19"/>
           <w:szCs w:val="19"/>
         </w:rPr>
-        <w:t xml:space="preserve">Step 1</w:t>
-      </w:r>
-      <w:r>
-        <w:rPr>
-          <w:rFonts w:ascii="Avenir Next" w:hAnsi="Avenir Next" w:cs="Avenir Next" w:eastAsia="Avenir Next"/>
-          <w:color w:val="1A1A1A"/>
-          <w:sz w:val="19"/>
-          <w:szCs w:val="19"/>
-        </w:rPr>
         <w:tab/>
       </w:r>
       <w:r>
         <w:rPr>
           <w:rFonts w:ascii="Avenir Next" w:hAnsi="Avenir Next" w:cs="Avenir Next" w:eastAsia="Avenir Next"/>
           <w:color w:val="1A1A1A"/>
-          <w:sz w:val="21"/>
+          <w:sz w:val="22"/>
           <w:szCs w:val="21"/>
         </w:rPr>
         <w:t xml:space="preserve">Let </w:t>
@@ -625,7 +633,7 @@
           <w:rFonts w:ascii="Avenir Next" w:hAnsi="Avenir Next" w:cs="Avenir Next" w:eastAsia="Avenir Next"/>
           <w:i/>
           <w:color w:val="1A1A1A"/>
-          <w:sz w:val="21"/>
+          <w:sz w:val="22"/>
           <w:szCs w:val="21"/>
         </w:rPr>
         <w:t xml:space="preserve">p</w:t>
@@ -634,7 +642,7 @@
         <w:rPr>
           <w:rFonts w:ascii="Avenir Next" w:hAnsi="Avenir Next" w:cs="Avenir Next" w:eastAsia="Avenir Next"/>
           <w:color w:val="1A1A1A"/>
-          <w:sz w:val="21"/>
+          <w:sz w:val="22"/>
           <w:szCs w:val="21"/>
         </w:rPr>
         <w:t xml:space="preserve"> = the pens in one box.</w:t>
@@ -653,25 +661,25 @@
           <w:rFonts w:ascii="Avenir Next" w:hAnsi="Avenir Next" w:cs="Avenir Next" w:eastAsia="Avenir Next"/>
           <w:b/>
           <w:color w:val="003A70"/>
+          <w:sz w:val="22"/>
+          <w:szCs w:val="19"/>
+        </w:rPr>
+        <w:t xml:space="preserve">Step 2</w:t>
+      </w:r>
+      <w:r>
+        <w:rPr>
+          <w:rFonts w:ascii="Avenir Next" w:hAnsi="Avenir Next" w:cs="Avenir Next" w:eastAsia="Avenir Next"/>
+          <w:color w:val="1A1A1A"/>
           <w:sz w:val="19"/>
           <w:szCs w:val="19"/>
         </w:rPr>
-        <w:t xml:space="preserve">Step 2</w:t>
-      </w:r>
-      <w:r>
-        <w:rPr>
-          <w:rFonts w:ascii="Avenir Next" w:hAnsi="Avenir Next" w:cs="Avenir Next" w:eastAsia="Avenir Next"/>
-          <w:color w:val="1A1A1A"/>
-          <w:sz w:val="19"/>
-          <w:szCs w:val="19"/>
-        </w:rPr>
         <w:tab/>
       </w:r>
       <w:r>
         <w:rPr>
           <w:rFonts w:ascii="Avenir Next" w:hAnsi="Avenir Next" w:cs="Avenir Next" w:eastAsia="Avenir Next"/>
           <w:color w:val="1A1A1A"/>
-          <w:sz w:val="21"/>
+          <w:sz w:val="22"/>
           <w:szCs w:val="21"/>
         </w:rPr>
         <w:t xml:space="preserve">9 boxes. 108 pens in all.</w:t>
@@ -690,25 +698,25 @@
           <w:rFonts w:ascii="Avenir Next" w:hAnsi="Avenir Next" w:cs="Avenir Next" w:eastAsia="Avenir Next"/>
           <w:b/>
           <w:color w:val="003A70"/>
+          <w:sz w:val="22"/>
+          <w:szCs w:val="19"/>
+        </w:rPr>
+        <w:t xml:space="preserve">Step 3</w:t>
+      </w:r>
+      <w:r>
+        <w:rPr>
+          <w:rFonts w:ascii="Avenir Next" w:hAnsi="Avenir Next" w:cs="Avenir Next" w:eastAsia="Avenir Next"/>
+          <w:color w:val="1A1A1A"/>
           <w:sz w:val="19"/>
           <w:szCs w:val="19"/>
         </w:rPr>
-        <w:t xml:space="preserve">Step 3</w:t>
-      </w:r>
-      <w:r>
-        <w:rPr>
-          <w:rFonts w:ascii="Avenir Next" w:hAnsi="Avenir Next" w:cs="Avenir Next" w:eastAsia="Avenir Next"/>
-          <w:color w:val="1A1A1A"/>
-          <w:sz w:val="19"/>
-          <w:szCs w:val="19"/>
-        </w:rPr>
         <w:tab/>
       </w:r>
       <w:r>
         <w:rPr>
           <w:rFonts w:ascii="Avenir Next" w:hAnsi="Avenir Next" w:cs="Avenir Next" w:eastAsia="Avenir Next"/>
           <w:color w:val="1A1A1A"/>
-          <w:sz w:val="21"/>
+          <w:sz w:val="22"/>
           <w:szCs w:val="21"/>
         </w:rPr>
         <w:t xml:space="preserve">9</w:t>
@@ -718,7 +726,7 @@
           <w:rFonts w:ascii="Avenir Next" w:hAnsi="Avenir Next" w:cs="Avenir Next" w:eastAsia="Avenir Next"/>
           <w:i/>
           <w:color w:val="1A1A1A"/>
-          <w:sz w:val="21"/>
+          <w:sz w:val="22"/>
           <w:szCs w:val="21"/>
         </w:rPr>
         <w:t xml:space="preserve">p</w:t>
@@ -727,7 +735,7 @@
         <w:rPr>
           <w:rFonts w:ascii="Avenir Next" w:hAnsi="Avenir Next" w:cs="Avenir Next" w:eastAsia="Avenir Next"/>
           <w:color w:val="1A1A1A"/>
-          <w:sz w:val="21"/>
+          <w:sz w:val="22"/>
           <w:szCs w:val="21"/>
         </w:rPr>
         <w:t xml:space="preserve"> = 108.</w:t>
@@ -746,18 +754,18 @@
           <w:rFonts w:ascii="Avenir Next" w:hAnsi="Avenir Next" w:cs="Avenir Next" w:eastAsia="Avenir Next"/>
           <w:b/>
           <w:color w:val="1A1A1A"/>
+          <w:sz w:val="22"/>
+          <w:szCs w:val="21"/>
+        </w:rPr>
+        <w:t xml:space="preserve">Answer</w:t>
+      </w:r>
+      <w:r>
+        <w:rPr>
+          <w:rFonts w:ascii="Avenir Next" w:hAnsi="Avenir Next" w:cs="Avenir Next" w:eastAsia="Avenir Next"/>
+          <w:color w:val="1A1A1A"/>
           <w:sz w:val="21"/>
           <w:szCs w:val="21"/>
         </w:rPr>
-        <w:t xml:space="preserve">Answer</w:t>
-      </w:r>
-      <w:r>
-        <w:rPr>
-          <w:rFonts w:ascii="Avenir Next" w:hAnsi="Avenir Next" w:cs="Avenir Next" w:eastAsia="Avenir Next"/>
-          <w:color w:val="1A1A1A"/>
-          <w:sz w:val="21"/>
-          <w:szCs w:val="21"/>
-        </w:rPr>
         <w:tab/>
       </w:r>
       <w:r>
@@ -765,7 +773,7 @@
           <w:rFonts w:ascii="Avenir Next" w:hAnsi="Avenir Next" w:cs="Avenir Next" w:eastAsia="Avenir Next"/>
           <w:b/>
           <w:color w:val="1A1A1A"/>
-          <w:sz w:val="21"/>
+          <w:sz w:val="22"/>
           <w:szCs w:val="21"/>
         </w:rPr>
         <w:t xml:space="preserve">9</w:t>
@@ -776,7 +784,7 @@
           <w:b/>
           <w:i/>
           <w:color w:val="1A1A1A"/>
-          <w:sz w:val="21"/>
+          <w:sz w:val="22"/>
           <w:szCs w:val="21"/>
         </w:rPr>
         <w:t xml:space="preserve">p</w:t>
@@ -786,7 +794,7 @@
           <w:rFonts w:ascii="Avenir Next" w:hAnsi="Avenir Next" w:cs="Avenir Next" w:eastAsia="Avenir Next"/>
           <w:b/>
           <w:color w:val="1A1A1A"/>
-          <w:sz w:val="21"/>
+          <w:sz w:val="22"/>
           <w:szCs w:val="21"/>
         </w:rPr>
         <w:t xml:space="preserve"> = 108</w:t>
@@ -794,6 +802,7 @@
     </w:p>
     <w:p>
       <w:pPr>
+        <w:pStyle w:val="Heading2"/>
         <w:keepNext/>
         <w:pBdr>
           <w:bottom w:val="single" w:sz="8" w:space="3" w:color="003A70"/>
@@ -809,7 +818,7 @@
           <w:b/>
           <w:color w:val="003A70"/>
           <w:spacing w:val="14"/>
-          <w:sz w:val="19"/>
+          <w:sz w:val="22"/>
           <w:szCs w:val="19"/>
         </w:rPr>
         <w:t xml:space="preserve">TRY IT WITH HELP</w:t>
@@ -828,7 +837,7 @@
           <w:rFonts w:ascii="Avenir Next" w:hAnsi="Avenir Next" w:cs="Avenir Next" w:eastAsia="Avenir Next"/>
           <w:i/>
           <w:color w:val="5A5F66"/>
-          <w:sz w:val="17"/>
+          <w:sz w:val="22"/>
           <w:szCs w:val="17"/>
         </w:rPr>
         <w:t xml:space="preserve">fill in each step</w:t>
@@ -905,35 +914,35 @@
           <w:rFonts w:ascii="Avenir Next" w:hAnsi="Avenir Next" w:cs="Avenir Next" w:eastAsia="Avenir Next"/>
           <w:b/>
           <w:color w:val="003A70"/>
+          <w:sz w:val="22"/>
+          <w:szCs w:val="18"/>
+        </w:rPr>
+        <w:t xml:space="preserve">Step 1</w:t>
+      </w:r>
+      <w:r>
+        <w:rPr>
+          <w:rFonts w:ascii="Avenir Next" w:hAnsi="Avenir Next" w:cs="Avenir Next" w:eastAsia="Avenir Next"/>
+          <w:color w:val="1A1A1A"/>
           <w:sz w:val="18"/>
           <w:szCs w:val="18"/>
         </w:rPr>
-        <w:t xml:space="preserve">Step 1</w:t>
-      </w:r>
-      <w:r>
-        <w:rPr>
-          <w:rFonts w:ascii="Avenir Next" w:hAnsi="Avenir Next" w:cs="Avenir Next" w:eastAsia="Avenir Next"/>
-          <w:color w:val="1A1A1A"/>
-          <w:sz w:val="18"/>
-          <w:szCs w:val="18"/>
-        </w:rPr>
         <w:tab/>
       </w:r>
       <w:r>
         <w:rPr>
           <w:rFonts w:ascii="Avenir Next" w:hAnsi="Avenir Next" w:cs="Avenir Next" w:eastAsia="Avenir Next"/>
           <w:color w:val="1A1A1A"/>
+          <w:sz w:val="22"/>
+          <w:szCs w:val="21"/>
+        </w:rPr>
+        <w:t xml:space="preserve">Let </w:t>
+      </w:r>
+      <w:r>
+        <w:rPr>
+          <w:rFonts w:ascii="Avenir Next" w:hAnsi="Avenir Next" w:cs="Avenir Next" w:eastAsia="Avenir Next"/>
+          <w:color w:val="1A1A1A"/>
           <w:sz w:val="21"/>
           <w:szCs w:val="21"/>
-        </w:rPr>
-        <w:t xml:space="preserve">Let </w:t>
-      </w:r>
-      <w:r>
-        <w:rPr>
-          <w:rFonts w:ascii="Avenir Next" w:hAnsi="Avenir Next" w:cs="Avenir Next" w:eastAsia="Avenir Next"/>
-          <w:color w:val="1A1A1A"/>
-          <w:sz w:val="21"/>
-          <w:szCs w:val="21"/>
           <w:u w:val="single"/>
         </w:rPr>
         <w:t xml:space="preserve">                </w:t>
@@ -942,7 +951,7 @@
         <w:rPr>
           <w:rFonts w:ascii="Avenir Next" w:hAnsi="Avenir Next" w:cs="Avenir Next" w:eastAsia="Avenir Next"/>
           <w:color w:val="1A1A1A"/>
-          <w:sz w:val="21"/>
+          <w:sz w:val="22"/>
           <w:szCs w:val="21"/>
         </w:rPr>
         <w:t xml:space="preserve"> = the books on one shelf.</w:t>
@@ -962,18 +971,18 @@
           <w:rFonts w:ascii="Avenir Next" w:hAnsi="Avenir Next" w:cs="Avenir Next" w:eastAsia="Avenir Next"/>
           <w:b/>
           <w:color w:val="003A70"/>
+          <w:sz w:val="22"/>
+          <w:szCs w:val="18"/>
+        </w:rPr>
+        <w:t xml:space="preserve">Step 2</w:t>
+      </w:r>
+      <w:r>
+        <w:rPr>
+          <w:rFonts w:ascii="Avenir Next" w:hAnsi="Avenir Next" w:cs="Avenir Next" w:eastAsia="Avenir Next"/>
+          <w:color w:val="1A1A1A"/>
           <w:sz w:val="18"/>
           <w:szCs w:val="18"/>
         </w:rPr>
-        <w:t xml:space="preserve">Step 2</w:t>
-      </w:r>
-      <w:r>
-        <w:rPr>
-          <w:rFonts w:ascii="Avenir Next" w:hAnsi="Avenir Next" w:cs="Avenir Next" w:eastAsia="Avenir Next"/>
-          <w:color w:val="1A1A1A"/>
-          <w:sz w:val="18"/>
-          <w:szCs w:val="18"/>
-        </w:rPr>
         <w:tab/>
       </w:r>
       <w:r>
@@ -990,7 +999,7 @@
         <w:rPr>
           <w:rFonts w:ascii="Avenir Next" w:hAnsi="Avenir Next" w:cs="Avenir Next" w:eastAsia="Avenir Next"/>
           <w:color w:val="1A1A1A"/>
-          <w:sz w:val="21"/>
+          <w:sz w:val="22"/>
           <w:szCs w:val="21"/>
         </w:rPr>
         <w:t xml:space="preserve"> shelves. 90 books in all.</w:t>
@@ -1010,25 +1019,25 @@
           <w:rFonts w:ascii="Avenir Next" w:hAnsi="Avenir Next" w:cs="Avenir Next" w:eastAsia="Avenir Next"/>
           <w:b/>
           <w:color w:val="003A70"/>
+          <w:sz w:val="22"/>
+          <w:szCs w:val="18"/>
+        </w:rPr>
+        <w:t xml:space="preserve">Step 3</w:t>
+      </w:r>
+      <w:r>
+        <w:rPr>
+          <w:rFonts w:ascii="Avenir Next" w:hAnsi="Avenir Next" w:cs="Avenir Next" w:eastAsia="Avenir Next"/>
+          <w:color w:val="1A1A1A"/>
           <w:sz w:val="18"/>
           <w:szCs w:val="18"/>
         </w:rPr>
-        <w:t xml:space="preserve">Step 3</w:t>
-      </w:r>
-      <w:r>
-        <w:rPr>
-          <w:rFonts w:ascii="Avenir Next" w:hAnsi="Avenir Next" w:cs="Avenir Next" w:eastAsia="Avenir Next"/>
-          <w:color w:val="1A1A1A"/>
-          <w:sz w:val="18"/>
-          <w:szCs w:val="18"/>
-        </w:rPr>
         <w:tab/>
       </w:r>
       <w:r>
         <w:rPr>
           <w:rFonts w:ascii="Avenir Next" w:hAnsi="Avenir Next" w:cs="Avenir Next" w:eastAsia="Avenir Next"/>
           <w:color w:val="1A1A1A"/>
-          <w:sz w:val="21"/>
+          <w:sz w:val="22"/>
           <w:szCs w:val="21"/>
         </w:rPr>
         <w:t xml:space="preserve">Equation: </w:t>
@@ -1120,35 +1129,35 @@
           <w:rFonts w:ascii="Avenir Next" w:hAnsi="Avenir Next" w:cs="Avenir Next" w:eastAsia="Avenir Next"/>
           <w:b/>
           <w:color w:val="003A70"/>
+          <w:sz w:val="22"/>
+          <w:szCs w:val="18"/>
+        </w:rPr>
+        <w:t xml:space="preserve">Step 1</w:t>
+      </w:r>
+      <w:r>
+        <w:rPr>
+          <w:rFonts w:ascii="Avenir Next" w:hAnsi="Avenir Next" w:cs="Avenir Next" w:eastAsia="Avenir Next"/>
+          <w:color w:val="1A1A1A"/>
           <w:sz w:val="18"/>
           <w:szCs w:val="18"/>
         </w:rPr>
-        <w:t xml:space="preserve">Step 1</w:t>
-      </w:r>
-      <w:r>
-        <w:rPr>
-          <w:rFonts w:ascii="Avenir Next" w:hAnsi="Avenir Next" w:cs="Avenir Next" w:eastAsia="Avenir Next"/>
-          <w:color w:val="1A1A1A"/>
-          <w:sz w:val="18"/>
-          <w:szCs w:val="18"/>
-        </w:rPr>
         <w:tab/>
       </w:r>
       <w:r>
         <w:rPr>
           <w:rFonts w:ascii="Avenir Next" w:hAnsi="Avenir Next" w:cs="Avenir Next" w:eastAsia="Avenir Next"/>
           <w:color w:val="1A1A1A"/>
+          <w:sz w:val="22"/>
+          <w:szCs w:val="21"/>
+        </w:rPr>
+        <w:t xml:space="preserve">Let </w:t>
+      </w:r>
+      <w:r>
+        <w:rPr>
+          <w:rFonts w:ascii="Avenir Next" w:hAnsi="Avenir Next" w:cs="Avenir Next" w:eastAsia="Avenir Next"/>
+          <w:color w:val="1A1A1A"/>
           <w:sz w:val="21"/>
           <w:szCs w:val="21"/>
-        </w:rPr>
-        <w:t xml:space="preserve">Let </w:t>
-      </w:r>
-      <w:r>
-        <w:rPr>
-          <w:rFonts w:ascii="Avenir Next" w:hAnsi="Avenir Next" w:cs="Avenir Next" w:eastAsia="Avenir Next"/>
-          <w:color w:val="1A1A1A"/>
-          <w:sz w:val="21"/>
-          <w:szCs w:val="21"/>
           <w:u w:val="single"/>
         </w:rPr>
         <w:t xml:space="preserve">                </w:t>
@@ -1157,7 +1166,7 @@
         <w:rPr>
           <w:rFonts w:ascii="Avenir Next" w:hAnsi="Avenir Next" w:cs="Avenir Next" w:eastAsia="Avenir Next"/>
           <w:color w:val="1A1A1A"/>
-          <w:sz w:val="21"/>
+          <w:sz w:val="22"/>
           <w:szCs w:val="21"/>
         </w:rPr>
         <w:t xml:space="preserve"> = the players on one team.</w:t>
@@ -1177,35 +1186,35 @@
           <w:rFonts w:ascii="Avenir Next" w:hAnsi="Avenir Next" w:cs="Avenir Next" w:eastAsia="Avenir Next"/>
           <w:b/>
           <w:color w:val="003A70"/>
+          <w:sz w:val="22"/>
+          <w:szCs w:val="18"/>
+        </w:rPr>
+        <w:t xml:space="preserve">Step 2</w:t>
+      </w:r>
+      <w:r>
+        <w:rPr>
+          <w:rFonts w:ascii="Avenir Next" w:hAnsi="Avenir Next" w:cs="Avenir Next" w:eastAsia="Avenir Next"/>
+          <w:color w:val="1A1A1A"/>
           <w:sz w:val="18"/>
           <w:szCs w:val="18"/>
         </w:rPr>
-        <w:t xml:space="preserve">Step 2</w:t>
-      </w:r>
-      <w:r>
-        <w:rPr>
-          <w:rFonts w:ascii="Avenir Next" w:hAnsi="Avenir Next" w:cs="Avenir Next" w:eastAsia="Avenir Next"/>
-          <w:color w:val="1A1A1A"/>
-          <w:sz w:val="18"/>
-          <w:szCs w:val="18"/>
-        </w:rPr>
         <w:tab/>
       </w:r>
       <w:r>
         <w:rPr>
           <w:rFonts w:ascii="Avenir Next" w:hAnsi="Avenir Next" w:cs="Avenir Next" w:eastAsia="Avenir Next"/>
           <w:color w:val="1A1A1A"/>
+          <w:sz w:val="22"/>
+          <w:szCs w:val="21"/>
+        </w:rPr>
+        <w:t xml:space="preserve">5 teams. </w:t>
+      </w:r>
+      <w:r>
+        <w:rPr>
+          <w:rFonts w:ascii="Avenir Next" w:hAnsi="Avenir Next" w:cs="Avenir Next" w:eastAsia="Avenir Next"/>
+          <w:color w:val="1A1A1A"/>
           <w:sz w:val="21"/>
           <w:szCs w:val="21"/>
-        </w:rPr>
-        <w:t xml:space="preserve">5 teams. </w:t>
-      </w:r>
-      <w:r>
-        <w:rPr>
-          <w:rFonts w:ascii="Avenir Next" w:hAnsi="Avenir Next" w:cs="Avenir Next" w:eastAsia="Avenir Next"/>
-          <w:color w:val="1A1A1A"/>
-          <w:sz w:val="21"/>
-          <w:szCs w:val="21"/>
           <w:u w:val="single"/>
         </w:rPr>
         <w:t xml:space="preserve">                </w:t>
@@ -1214,7 +1223,7 @@
         <w:rPr>
           <w:rFonts w:ascii="Avenir Next" w:hAnsi="Avenir Next" w:cs="Avenir Next" w:eastAsia="Avenir Next"/>
           <w:color w:val="1A1A1A"/>
-          <w:sz w:val="21"/>
+          <w:sz w:val="22"/>
           <w:szCs w:val="21"/>
         </w:rPr>
         <w:t xml:space="preserve"> players in all.</w:t>
@@ -1234,35 +1243,35 @@
           <w:rFonts w:ascii="Avenir Next" w:hAnsi="Avenir Next" w:cs="Avenir Next" w:eastAsia="Avenir Next"/>
           <w:b/>
           <w:color w:val="003A70"/>
+          <w:sz w:val="22"/>
+          <w:szCs w:val="18"/>
+        </w:rPr>
+        <w:t xml:space="preserve">Step 3</w:t>
+      </w:r>
+      <w:r>
+        <w:rPr>
+          <w:rFonts w:ascii="Avenir Next" w:hAnsi="Avenir Next" w:cs="Avenir Next" w:eastAsia="Avenir Next"/>
+          <w:color w:val="1A1A1A"/>
           <w:sz w:val="18"/>
           <w:szCs w:val="18"/>
         </w:rPr>
-        <w:t xml:space="preserve">Step 3</w:t>
-      </w:r>
-      <w:r>
-        <w:rPr>
-          <w:rFonts w:ascii="Avenir Next" w:hAnsi="Avenir Next" w:cs="Avenir Next" w:eastAsia="Avenir Next"/>
-          <w:color w:val="1A1A1A"/>
-          <w:sz w:val="18"/>
-          <w:szCs w:val="18"/>
-        </w:rPr>
         <w:tab/>
       </w:r>
       <w:r>
         <w:rPr>
           <w:rFonts w:ascii="Avenir Next" w:hAnsi="Avenir Next" w:cs="Avenir Next" w:eastAsia="Avenir Next"/>
           <w:color w:val="1A1A1A"/>
+          <w:sz w:val="22"/>
+          <w:szCs w:val="21"/>
+        </w:rPr>
+        <w:t xml:space="preserve">Equation: </w:t>
+      </w:r>
+      <w:r>
+        <w:rPr>
+          <w:rFonts w:ascii="Avenir Next" w:hAnsi="Avenir Next" w:cs="Avenir Next" w:eastAsia="Avenir Next"/>
+          <w:color w:val="1A1A1A"/>
           <w:sz w:val="21"/>
           <w:szCs w:val="21"/>
-        </w:rPr>
-        <w:t xml:space="preserve">Equation: </w:t>
-      </w:r>
-      <w:r>
-        <w:rPr>
-          <w:rFonts w:ascii="Avenir Next" w:hAnsi="Avenir Next" w:cs="Avenir Next" w:eastAsia="Avenir Next"/>
-          <w:color w:val="1A1A1A"/>
-          <w:sz w:val="21"/>
-          <w:szCs w:val="21"/>
           <w:u w:val="single"/>
         </w:rPr>
         <w:t xml:space="preserve">                </w:t>
@@ -1275,6 +1284,7 @@
     </w:p>
     <w:p>
       <w:pPr>
+        <w:pStyle w:val="Heading2"/>
         <w:keepNext/>
         <w:pBdr>
           <w:bottom w:val="single" w:sz="8" w:space="3" w:color="003A70"/>
@@ -1290,7 +1300,7 @@
           <w:b/>
           <w:color w:val="003A70"/>
           <w:spacing w:val="14"/>
-          <w:sz w:val="19"/>
+          <w:sz w:val="22"/>
           <w:szCs w:val="19"/>
         </w:rPr>
         <w:t xml:space="preserve">YOUR TURN</w:t>
@@ -1309,7 +1319,7 @@
           <w:rFonts w:ascii="Avenir Next" w:hAnsi="Avenir Next" w:cs="Avenir Next" w:eastAsia="Avenir Next"/>
           <w:i/>
           <w:color w:val="5A5F66"/>
-          <w:sz w:val="17"/>
+          <w:sz w:val="22"/>
           <w:szCs w:val="17"/>
         </w:rPr>
         <w:t xml:space="preserve">use the steps on your own</w:t>
@@ -1499,7 +1509,7 @@
                       <w:szCs w:val="22"/>
                       <w:u w:val="single"/>
                     </w:rPr>
-                    <w:t xml:space="preserve">        </w:t>
+                    <w:t xml:space="preserve">            </w:t>
                   </w:r>
                 </w:p>
               </w:tc>
@@ -1580,7 +1590,7 @@
                       <w:szCs w:val="22"/>
                       <w:u w:val="single"/>
                     </w:rPr>
-                    <w:t xml:space="preserve">        </w:t>
+                    <w:t xml:space="preserve">            </w:t>
                   </w:r>
                 </w:p>
               </w:tc>
@@ -1667,7 +1677,7 @@
                       <w:szCs w:val="22"/>
                       <w:u w:val="single"/>
                     </w:rPr>
-                    <w:t xml:space="preserve">        </w:t>
+                    <w:t xml:space="preserve">            </w:t>
                   </w:r>
                 </w:p>
               </w:tc>
@@ -1748,7 +1758,7 @@
                       <w:szCs w:val="22"/>
                       <w:u w:val="single"/>
                     </w:rPr>
-                    <w:t xml:space="preserve">        </w:t>
+                    <w:t xml:space="preserve">            </w:t>
                   </w:r>
                 </w:p>
               </w:tc>
@@ -1771,7 +1781,7 @@
       <w:pPr>
         <w:pageBreakBefore/>
         <w:keepNext/>
-        <w:spacing w:before="0" w:after="12" w:line="264" w:lineRule="auto"/>
+        <w:spacing w:before="0" w:after="12" w:line="252" w:lineRule="auto"/>
       </w:pPr>
       <w:r>
         <w:rPr>
@@ -1780,7 +1790,7 @@
           <w:caps/>
           <w:color w:val="003A70"/>
           <w:spacing w:val="12"/>
-          <w:sz w:val="19"/>
+          <w:sz w:val="22"/>
           <w:szCs w:val="19"/>
         </w:rPr>
         <w:t xml:space="preserve">Lesson 8-3  ·  Session 1  ·  Prerequisite Practice B  ·  Skill 2 of 2</w:t>
@@ -1788,6 +1798,7 @@
     </w:p>
     <w:p>
       <w:pPr>
+        <w:pStyle w:val="Heading1"/>
         <w:keepNext/>
         <w:spacing w:before="0" w:after="10" w:line="240" w:lineRule="auto"/>
       </w:pPr>
@@ -1807,13 +1818,13 @@
         <w:pBdr>
           <w:bottom w:val="single" w:sz="4" w:space="5" w:color="C9CDD2"/>
         </w:pBdr>
-        <w:spacing w:before="0" w:after="60" w:line="264" w:lineRule="auto"/>
+        <w:spacing w:before="0" w:after="60" w:line="252" w:lineRule="auto"/>
       </w:pPr>
       <w:r>
         <w:rPr>
           <w:rFonts w:ascii="Avenir Next" w:hAnsi="Avenir Next" w:cs="Avenir Next" w:eastAsia="Avenir Next"/>
           <w:color w:val="5A5F66"/>
-          <w:sz w:val="17"/>
+          <w:sz w:val="22"/>
           <w:szCs w:val="17"/>
         </w:rPr>
         <w:t xml:space="preserve">Builds on Lesson 8-2 · 6.EE.B.7</w:t>
@@ -1856,7 +1867,8 @@
           </w:tcPr>
           <w:p>
             <w:pPr>
-              <w:spacing w:before="0" w:after="0" w:line="252" w:lineRule="auto"/>
+              <w:pStyle w:val="Heading2"/>
+              <w:spacing w:before="0" w:after="0" w:line="246" w:lineRule="auto"/>
             </w:pPr>
             <w:r>
               <w:rPr>
@@ -1879,13 +1891,13 @@
           </w:tcPr>
           <w:p>
             <w:pPr>
-              <w:spacing w:before="0" w:after="0" w:line="264" w:lineRule="auto"/>
+              <w:spacing w:before="0" w:after="0" w:line="252" w:lineRule="auto"/>
             </w:pPr>
             <w:r>
               <w:rPr>
                 <w:rFonts w:ascii="Avenir Next" w:hAnsi="Avenir Next" w:cs="Avenir Next" w:eastAsia="Avenir Next"/>
                 <w:color w:val="1A1A1A"/>
-                <w:sz w:val="20"/>
+                <w:sz w:val="22"/>
                 <w:szCs w:val="20"/>
               </w:rPr>
               <w:t xml:space="preserve">To solve 5</w:t>
@@ -1895,7 +1907,7 @@
                 <w:rFonts w:ascii="Avenir Next" w:hAnsi="Avenir Next" w:cs="Avenir Next" w:eastAsia="Avenir Next"/>
                 <w:i/>
                 <w:color w:val="1A1A1A"/>
-                <w:sz w:val="20"/>
+                <w:sz w:val="22"/>
                 <w:szCs w:val="20"/>
               </w:rPr>
               <w:t xml:space="preserve">p</w:t>
@@ -1904,7 +1916,7 @@
               <w:rPr>
                 <w:rFonts w:ascii="Avenir Next" w:hAnsi="Avenir Next" w:cs="Avenir Next" w:eastAsia="Avenir Next"/>
                 <w:color w:val="1A1A1A"/>
-                <w:sz w:val="20"/>
+                <w:sz w:val="22"/>
                 <w:szCs w:val="20"/>
               </w:rPr>
               <w:t xml:space="preserve"> = 175, you undo what was done to </w:t>
@@ -1914,7 +1926,7 @@
                 <w:rFonts w:ascii="Avenir Next" w:hAnsi="Avenir Next" w:cs="Avenir Next" w:eastAsia="Avenir Next"/>
                 <w:i/>
                 <w:color w:val="1A1A1A"/>
-                <w:sz w:val="20"/>
+                <w:sz w:val="22"/>
                 <w:szCs w:val="20"/>
               </w:rPr>
               <w:t xml:space="preserve">p</w:t>
@@ -1923,7 +1935,7 @@
               <w:rPr>
                 <w:rFonts w:ascii="Avenir Next" w:hAnsi="Avenir Next" w:cs="Avenir Next" w:eastAsia="Avenir Next"/>
                 <w:color w:val="1A1A1A"/>
-                <w:sz w:val="20"/>
+                <w:sz w:val="22"/>
                 <w:szCs w:val="20"/>
               </w:rPr>
               <w:t xml:space="preserve"> on both sides, as in Lesson 8-2.</w:t>
@@ -1943,7 +1955,8 @@
           </w:tcPr>
           <w:p>
             <w:pPr>
-              <w:spacing w:before="0" w:after="0" w:line="252" w:lineRule="auto"/>
+              <w:pStyle w:val="Heading2"/>
+              <w:spacing w:before="0" w:after="0" w:line="246" w:lineRule="auto"/>
             </w:pPr>
             <w:r>
               <w:rPr>
@@ -1966,13 +1979,13 @@
           </w:tcPr>
           <w:p>
             <w:pPr>
-              <w:spacing w:before="0" w:after="0" w:line="264" w:lineRule="auto"/>
+              <w:spacing w:before="0" w:after="0" w:line="252" w:lineRule="auto"/>
             </w:pPr>
             <w:r>
               <w:rPr>
                 <w:rFonts w:ascii="Avenir Next" w:hAnsi="Avenir Next" w:cs="Avenir Next" w:eastAsia="Avenir Next"/>
                 <w:color w:val="1A1A1A"/>
-                <w:sz w:val="20"/>
+                <w:sz w:val="22"/>
                 <w:szCs w:val="20"/>
               </w:rPr>
               <w:t xml:space="preserve">Undo adding or subtracting on both sides, like </w:t>
@@ -1982,7 +1995,7 @@
                 <w:rFonts w:ascii="Avenir Next" w:hAnsi="Avenir Next" w:cs="Avenir Next" w:eastAsia="Avenir Next"/>
                 <w:i/>
                 <w:color w:val="1A1A1A"/>
-                <w:sz w:val="20"/>
+                <w:sz w:val="22"/>
                 <w:szCs w:val="20"/>
               </w:rPr>
               <w:t xml:space="preserve">n</w:t>
@@ -1991,7 +2004,7 @@
               <w:rPr>
                 <w:rFonts w:ascii="Avenir Next" w:hAnsi="Avenir Next" w:cs="Avenir Next" w:eastAsia="Avenir Next"/>
                 <w:color w:val="1A1A1A"/>
-                <w:sz w:val="20"/>
+                <w:sz w:val="22"/>
                 <w:szCs w:val="20"/>
               </w:rPr>
               <w:t xml:space="preserve"> − 26 = 48.  </w:t>
@@ -2001,7 +2014,7 @@
                 <w:rFonts w:ascii="Avenir Next" w:hAnsi="Avenir Next" w:cs="Avenir Next" w:eastAsia="Avenir Next"/>
                 <w:b/>
                 <w:color w:val="1A1A1A"/>
-                <w:sz w:val="20"/>
+                <w:sz w:val="22"/>
                 <w:szCs w:val="20"/>
               </w:rPr>
               <w:t xml:space="preserve">You will use it in Practice Form A, problems 2 and 3.</w:t>
@@ -2012,6 +2025,7 @@
     </w:tbl>
     <w:p>
       <w:pPr>
+        <w:pStyle w:val="Heading2"/>
         <w:keepNext/>
         <w:pBdr>
           <w:bottom w:val="single" w:sz="8" w:space="3" w:color="003A70"/>
@@ -2027,7 +2041,7 @@
           <w:b/>
           <w:color w:val="003A70"/>
           <w:spacing w:val="14"/>
-          <w:sz w:val="19"/>
+          <w:sz w:val="22"/>
           <w:szCs w:val="19"/>
         </w:rPr>
         <w:t xml:space="preserve">STEPS TO FOLLOW</w:t>
@@ -2046,7 +2060,7 @@
           <w:rFonts w:ascii="Avenir Next" w:hAnsi="Avenir Next" w:cs="Avenir Next" w:eastAsia="Avenir Next"/>
           <w:i/>
           <w:color w:val="5A5F66"/>
-          <w:sz w:val="17"/>
+          <w:sz w:val="22"/>
           <w:szCs w:val="17"/>
         </w:rPr>
         <w:t xml:space="preserve">use these same steps on every problem</w:t>
@@ -2088,6 +2102,7 @@
           </w:tcPr>
           <w:p>
             <w:pPr>
+              <w:pStyle w:val="Heading1"/>
               <w:spacing w:before="0" w:after="0" w:line="240" w:lineRule="auto"/>
               <w:jc w:val="center"/>
             </w:pPr>
@@ -2110,14 +2125,14 @@
           </w:tcPr>
           <w:p>
             <w:pPr>
-              <w:spacing w:before="0" w:after="0" w:line="264" w:lineRule="auto"/>
+              <w:spacing w:before="0" w:after="0" w:line="252" w:lineRule="auto"/>
             </w:pPr>
             <w:r>
               <w:rPr>
                 <w:rFonts w:ascii="Avenir Next" w:hAnsi="Avenir Next" w:cs="Avenir Next" w:eastAsia="Avenir Next"/>
                 <w:b/>
                 <w:color w:val="1A1A1A"/>
-                <w:sz w:val="21"/>
+                <w:sz w:val="22"/>
                 <w:szCs w:val="21"/>
               </w:rPr>
               <w:t xml:space="preserve">Name</w:t>
@@ -2126,7 +2141,7 @@
               <w:rPr>
                 <w:rFonts w:ascii="Avenir Next" w:hAnsi="Avenir Next" w:cs="Avenir Next" w:eastAsia="Avenir Next"/>
                 <w:color w:val="1A1A1A"/>
-                <w:sz w:val="21"/>
+                <w:sz w:val="22"/>
                 <w:szCs w:val="21"/>
               </w:rPr>
               <w:t xml:space="preserve"> the operation done to the letter.</w:t>
@@ -2145,6 +2160,7 @@
           </w:tcPr>
           <w:p>
             <w:pPr>
+              <w:pStyle w:val="Heading1"/>
               <w:spacing w:before="0" w:after="0" w:line="240" w:lineRule="auto"/>
               <w:jc w:val="center"/>
             </w:pPr>
@@ -2167,13 +2183,13 @@
           </w:tcPr>
           <w:p>
             <w:pPr>
-              <w:spacing w:before="0" w:after="0" w:line="264" w:lineRule="auto"/>
+              <w:spacing w:before="0" w:after="0" w:line="252" w:lineRule="auto"/>
             </w:pPr>
             <w:r>
               <w:rPr>
                 <w:rFonts w:ascii="Avenir Next" w:hAnsi="Avenir Next" w:cs="Avenir Next" w:eastAsia="Avenir Next"/>
                 <w:color w:val="1A1A1A"/>
-                <w:sz w:val="21"/>
+                <w:sz w:val="22"/>
                 <w:szCs w:val="21"/>
               </w:rPr>
               <w:t xml:space="preserve">Do the </w:t>
@@ -2183,7 +2199,7 @@
                 <w:rFonts w:ascii="Avenir Next" w:hAnsi="Avenir Next" w:cs="Avenir Next" w:eastAsia="Avenir Next"/>
                 <w:b/>
                 <w:color w:val="1A1A1A"/>
-                <w:sz w:val="21"/>
+                <w:sz w:val="22"/>
                 <w:szCs w:val="21"/>
               </w:rPr>
               <w:t xml:space="preserve">opposite</w:t>
@@ -2192,7 +2208,7 @@
               <w:rPr>
                 <w:rFonts w:ascii="Avenir Next" w:hAnsi="Avenir Next" w:cs="Avenir Next" w:eastAsia="Avenir Next"/>
                 <w:color w:val="1A1A1A"/>
-                <w:sz w:val="21"/>
+                <w:sz w:val="22"/>
                 <w:szCs w:val="21"/>
               </w:rPr>
               <w:t xml:space="preserve"> to both sides.</w:t>
@@ -2211,6 +2227,7 @@
           </w:tcPr>
           <w:p>
             <w:pPr>
+              <w:pStyle w:val="Heading1"/>
               <w:spacing w:before="0" w:after="0" w:line="240" w:lineRule="auto"/>
               <w:jc w:val="center"/>
             </w:pPr>
@@ -2233,14 +2250,14 @@
           </w:tcPr>
           <w:p>
             <w:pPr>
-              <w:spacing w:before="0" w:after="0" w:line="264" w:lineRule="auto"/>
+              <w:spacing w:before="0" w:after="0" w:line="252" w:lineRule="auto"/>
             </w:pPr>
             <w:r>
               <w:rPr>
                 <w:rFonts w:ascii="Avenir Next" w:hAnsi="Avenir Next" w:cs="Avenir Next" w:eastAsia="Avenir Next"/>
                 <w:b/>
                 <w:color w:val="1A1A1A"/>
-                <w:sz w:val="21"/>
+                <w:sz w:val="22"/>
                 <w:szCs w:val="21"/>
               </w:rPr>
               <w:t xml:space="preserve">Check</w:t>
@@ -2249,7 +2266,7 @@
               <w:rPr>
                 <w:rFonts w:ascii="Avenir Next" w:hAnsi="Avenir Next" w:cs="Avenir Next" w:eastAsia="Avenir Next"/>
                 <w:color w:val="1A1A1A"/>
-                <w:sz w:val="21"/>
+                <w:sz w:val="22"/>
                 <w:szCs w:val="21"/>
               </w:rPr>
               <w:t xml:space="preserve"> your answer in the first equation.</w:t>
@@ -2260,6 +2277,7 @@
     </w:tbl>
     <w:p>
       <w:pPr>
+        <w:pStyle w:val="Heading2"/>
         <w:keepNext/>
         <w:pBdr>
           <w:bottom w:val="single" w:sz="8" w:space="3" w:color="003A70"/>
@@ -2275,7 +2293,7 @@
           <w:b/>
           <w:color w:val="003A70"/>
           <w:spacing w:val="14"/>
-          <w:sz w:val="19"/>
+          <w:sz w:val="22"/>
           <w:szCs w:val="19"/>
         </w:rPr>
         <w:t xml:space="preserve">WATCH ME</w:t>
@@ -2294,7 +2312,7 @@
           <w:rFonts w:ascii="Avenir Next" w:hAnsi="Avenir Next" w:cs="Avenir Next" w:eastAsia="Avenir Next"/>
           <w:i/>
           <w:color w:val="5A5F66"/>
-          <w:sz w:val="17"/>
+          <w:sz w:val="22"/>
           <w:szCs w:val="17"/>
         </w:rPr>
         <w:t xml:space="preserve">the steps in action</w:t>
@@ -2302,14 +2320,14 @@
     </w:p>
     <w:p>
       <w:pPr>
-        <w:spacing w:before="0" w:after="40" w:line="264" w:lineRule="auto"/>
+        <w:spacing w:before="0" w:after="40" w:line="252" w:lineRule="auto"/>
       </w:pPr>
       <w:r>
         <w:rPr>
           <w:rFonts w:ascii="Avenir Next" w:hAnsi="Avenir Next" w:cs="Avenir Next" w:eastAsia="Avenir Next"/>
           <w:b/>
           <w:color w:val="1A1A1A"/>
-          <w:sz w:val="21"/>
+          <w:sz w:val="22"/>
           <w:szCs w:val="21"/>
         </w:rPr>
         <w:t xml:space="preserve">Solve </w:t>
@@ -2320,7 +2338,7 @@
           <w:b/>
           <w:i/>
           <w:color w:val="1A1A1A"/>
-          <w:sz w:val="21"/>
+          <w:sz w:val="22"/>
           <w:szCs w:val="21"/>
         </w:rPr>
         <w:t xml:space="preserve">n</w:t>
@@ -2330,7 +2348,7 @@
           <w:rFonts w:ascii="Avenir Next" w:hAnsi="Avenir Next" w:cs="Avenir Next" w:eastAsia="Avenir Next"/>
           <w:b/>
           <w:color w:val="1A1A1A"/>
-          <w:sz w:val="21"/>
+          <w:sz w:val="22"/>
           <w:szCs w:val="21"/>
         </w:rPr>
         <w:t xml:space="preserve"> − 26 = 48.</w:t>
@@ -2341,7 +2359,7 @@
         <w:tabs>
           <w:tab w:val="left" w:pos="950"/>
         </w:tabs>
-        <w:spacing w:before="0" w:after="24" w:line="256" w:lineRule="auto"/>
+        <w:spacing w:before="0" w:after="24" w:line="248" w:lineRule="auto"/>
         <w:ind w:left="950" w:hanging="950"/>
       </w:pPr>
       <w:r>
@@ -2349,25 +2367,25 @@
           <w:rFonts w:ascii="Avenir Next" w:hAnsi="Avenir Next" w:cs="Avenir Next" w:eastAsia="Avenir Next"/>
           <w:b/>
           <w:color w:val="003A70"/>
+          <w:sz w:val="22"/>
+          <w:szCs w:val="19"/>
+        </w:rPr>
+        <w:t xml:space="preserve">Step 1</w:t>
+      </w:r>
+      <w:r>
+        <w:rPr>
+          <w:rFonts w:ascii="Avenir Next" w:hAnsi="Avenir Next" w:cs="Avenir Next" w:eastAsia="Avenir Next"/>
+          <w:color w:val="1A1A1A"/>
           <w:sz w:val="19"/>
           <w:szCs w:val="19"/>
         </w:rPr>
-        <w:t xml:space="preserve">Step 1</w:t>
-      </w:r>
-      <w:r>
-        <w:rPr>
-          <w:rFonts w:ascii="Avenir Next" w:hAnsi="Avenir Next" w:cs="Avenir Next" w:eastAsia="Avenir Next"/>
-          <w:color w:val="1A1A1A"/>
-          <w:sz w:val="19"/>
-          <w:szCs w:val="19"/>
-        </w:rPr>
         <w:tab/>
       </w:r>
       <w:r>
         <w:rPr>
           <w:rFonts w:ascii="Avenir Next" w:hAnsi="Avenir Next" w:cs="Avenir Next" w:eastAsia="Avenir Next"/>
           <w:color w:val="1A1A1A"/>
-          <w:sz w:val="21"/>
+          <w:sz w:val="22"/>
           <w:szCs w:val="21"/>
         </w:rPr>
         <w:t xml:space="preserve">26 is subtracted from </w:t>
@@ -2377,7 +2395,7 @@
           <w:rFonts w:ascii="Avenir Next" w:hAnsi="Avenir Next" w:cs="Avenir Next" w:eastAsia="Avenir Next"/>
           <w:i/>
           <w:color w:val="1A1A1A"/>
-          <w:sz w:val="21"/>
+          <w:sz w:val="22"/>
           <w:szCs w:val="21"/>
         </w:rPr>
         <w:t xml:space="preserve">n</w:t>
@@ -2386,7 +2404,7 @@
         <w:rPr>
           <w:rFonts w:ascii="Avenir Next" w:hAnsi="Avenir Next" w:cs="Avenir Next" w:eastAsia="Avenir Next"/>
           <w:color w:val="1A1A1A"/>
-          <w:sz w:val="21"/>
+          <w:sz w:val="22"/>
           <w:szCs w:val="21"/>
         </w:rPr>
         <w:t xml:space="preserve">.</w:t>
@@ -2397,7 +2415,7 @@
         <w:tabs>
           <w:tab w:val="left" w:pos="950"/>
         </w:tabs>
-        <w:spacing w:before="0" w:after="24" w:line="256" w:lineRule="auto"/>
+        <w:spacing w:before="0" w:after="24" w:line="248" w:lineRule="auto"/>
         <w:ind w:left="950" w:hanging="950"/>
       </w:pPr>
       <w:r>
@@ -2405,25 +2423,25 @@
           <w:rFonts w:ascii="Avenir Next" w:hAnsi="Avenir Next" w:cs="Avenir Next" w:eastAsia="Avenir Next"/>
           <w:b/>
           <w:color w:val="003A70"/>
+          <w:sz w:val="22"/>
+          <w:szCs w:val="19"/>
+        </w:rPr>
+        <w:t xml:space="preserve">Step 2</w:t>
+      </w:r>
+      <w:r>
+        <w:rPr>
+          <w:rFonts w:ascii="Avenir Next" w:hAnsi="Avenir Next" w:cs="Avenir Next" w:eastAsia="Avenir Next"/>
+          <w:color w:val="1A1A1A"/>
           <w:sz w:val="19"/>
           <w:szCs w:val="19"/>
         </w:rPr>
-        <w:t xml:space="preserve">Step 2</w:t>
-      </w:r>
-      <w:r>
-        <w:rPr>
-          <w:rFonts w:ascii="Avenir Next" w:hAnsi="Avenir Next" w:cs="Avenir Next" w:eastAsia="Avenir Next"/>
-          <w:color w:val="1A1A1A"/>
-          <w:sz w:val="19"/>
-          <w:szCs w:val="19"/>
-        </w:rPr>
         <w:tab/>
       </w:r>
       <w:r>
         <w:rPr>
           <w:rFonts w:ascii="Avenir Next" w:hAnsi="Avenir Next" w:cs="Avenir Next" w:eastAsia="Avenir Next"/>
           <w:color w:val="1A1A1A"/>
-          <w:sz w:val="21"/>
+          <w:sz w:val="22"/>
           <w:szCs w:val="21"/>
         </w:rPr>
         <w:t xml:space="preserve">Add 26 to both sides: </w:t>
@@ -2433,7 +2451,7 @@
           <w:rFonts w:ascii="Avenir Next" w:hAnsi="Avenir Next" w:cs="Avenir Next" w:eastAsia="Avenir Next"/>
           <w:i/>
           <w:color w:val="1A1A1A"/>
-          <w:sz w:val="21"/>
+          <w:sz w:val="22"/>
           <w:szCs w:val="21"/>
         </w:rPr>
         <w:t xml:space="preserve">n</w:t>
@@ -2442,7 +2460,7 @@
         <w:rPr>
           <w:rFonts w:ascii="Avenir Next" w:hAnsi="Avenir Next" w:cs="Avenir Next" w:eastAsia="Avenir Next"/>
           <w:color w:val="1A1A1A"/>
-          <w:sz w:val="21"/>
+          <w:sz w:val="22"/>
           <w:szCs w:val="21"/>
         </w:rPr>
         <w:t xml:space="preserve"> = 48 + 26 = 74.</w:t>
@@ -2453,7 +2471,7 @@
         <w:tabs>
           <w:tab w:val="left" w:pos="950"/>
         </w:tabs>
-        <w:spacing w:before="0" w:after="24" w:line="256" w:lineRule="auto"/>
+        <w:spacing w:before="0" w:after="24" w:line="248" w:lineRule="auto"/>
         <w:ind w:left="950" w:hanging="950"/>
       </w:pPr>
       <w:r>
@@ -2461,25 +2479,25 @@
           <w:rFonts w:ascii="Avenir Next" w:hAnsi="Avenir Next" w:cs="Avenir Next" w:eastAsia="Avenir Next"/>
           <w:b/>
           <w:color w:val="003A70"/>
+          <w:sz w:val="22"/>
+          <w:szCs w:val="19"/>
+        </w:rPr>
+        <w:t xml:space="preserve">Step 3</w:t>
+      </w:r>
+      <w:r>
+        <w:rPr>
+          <w:rFonts w:ascii="Avenir Next" w:hAnsi="Avenir Next" w:cs="Avenir Next" w:eastAsia="Avenir Next"/>
+          <w:color w:val="1A1A1A"/>
           <w:sz w:val="19"/>
           <w:szCs w:val="19"/>
         </w:rPr>
-        <w:t xml:space="preserve">Step 3</w:t>
-      </w:r>
-      <w:r>
-        <w:rPr>
-          <w:rFonts w:ascii="Avenir Next" w:hAnsi="Avenir Next" w:cs="Avenir Next" w:eastAsia="Avenir Next"/>
-          <w:color w:val="1A1A1A"/>
-          <w:sz w:val="19"/>
-          <w:szCs w:val="19"/>
-        </w:rPr>
         <w:tab/>
       </w:r>
       <w:r>
         <w:rPr>
           <w:rFonts w:ascii="Avenir Next" w:hAnsi="Avenir Next" w:cs="Avenir Next" w:eastAsia="Avenir Next"/>
           <w:color w:val="1A1A1A"/>
-          <w:sz w:val="21"/>
+          <w:sz w:val="22"/>
           <w:szCs w:val="21"/>
         </w:rPr>
         <w:t xml:space="preserve">74 − 26 = 48. It checks.</w:t>
@@ -2490,7 +2508,7 @@
         <w:tabs>
           <w:tab w:val="left" w:pos="950"/>
         </w:tabs>
-        <w:spacing w:before="20" w:after="0" w:line="256" w:lineRule="auto"/>
+        <w:spacing w:before="20" w:after="0" w:line="248" w:lineRule="auto"/>
         <w:ind w:left="950" w:hanging="950"/>
       </w:pPr>
       <w:r>
@@ -2498,7 +2516,7 @@
           <w:rFonts w:ascii="Avenir Next" w:hAnsi="Avenir Next" w:cs="Avenir Next" w:eastAsia="Avenir Next"/>
           <w:b/>
           <w:color w:val="1A1A1A"/>
-          <w:sz w:val="21"/>
+          <w:sz w:val="22"/>
           <w:szCs w:val="21"/>
         </w:rPr>
         <w:t xml:space="preserve">Answer</w:t>
@@ -2518,7 +2536,7 @@
           <w:b/>
           <w:i/>
           <w:color w:val="1A1A1A"/>
-          <w:sz w:val="21"/>
+          <w:sz w:val="22"/>
           <w:szCs w:val="21"/>
         </w:rPr>
         <w:t xml:space="preserve">n</w:t>
@@ -2528,7 +2546,7 @@
           <w:rFonts w:ascii="Avenir Next" w:hAnsi="Avenir Next" w:cs="Avenir Next" w:eastAsia="Avenir Next"/>
           <w:b/>
           <w:color w:val="1A1A1A"/>
-          <w:sz w:val="21"/>
+          <w:sz w:val="22"/>
           <w:szCs w:val="21"/>
         </w:rPr>
         <w:t xml:space="preserve"> = 74</w:t>
@@ -2536,6 +2554,7 @@
     </w:p>
     <w:p>
       <w:pPr>
+        <w:pStyle w:val="Heading2"/>
         <w:keepNext/>
         <w:pBdr>
           <w:bottom w:val="single" w:sz="8" w:space="3" w:color="003A70"/>
@@ -2551,7 +2570,7 @@
           <w:b/>
           <w:color w:val="003A70"/>
           <w:spacing w:val="14"/>
-          <w:sz w:val="19"/>
+          <w:sz w:val="22"/>
           <w:szCs w:val="19"/>
         </w:rPr>
         <w:t xml:space="preserve">TRY IT WITH HELP</w:t>
@@ -2570,7 +2589,7 @@
           <w:rFonts w:ascii="Avenir Next" w:hAnsi="Avenir Next" w:cs="Avenir Next" w:eastAsia="Avenir Next"/>
           <w:i/>
           <w:color w:val="5A5F66"/>
-          <w:sz w:val="17"/>
+          <w:sz w:val="22"/>
           <w:szCs w:val="17"/>
         </w:rPr>
         <w:t xml:space="preserve">fill in each step</w:t>
@@ -2582,7 +2601,7 @@
         <w:tabs>
           <w:tab w:val="left" w:pos="432"/>
         </w:tabs>
-        <w:spacing w:before="90" w:after="40" w:line="268" w:lineRule="auto"/>
+        <w:spacing w:before="90" w:after="40" w:line="254" w:lineRule="auto"/>
         <w:ind w:left="432" w:hanging="432"/>
       </w:pPr>
       <w:r>
@@ -2639,7 +2658,7 @@
         <w:tabs>
           <w:tab w:val="left" w:pos="1300"/>
         </w:tabs>
-        <w:spacing w:before="0" w:after="24" w:line="272" w:lineRule="auto"/>
+        <w:spacing w:before="0" w:after="24" w:line="256" w:lineRule="auto"/>
         <w:ind w:left="1300" w:hanging="868"/>
       </w:pPr>
       <w:r>
@@ -2647,35 +2666,35 @@
           <w:rFonts w:ascii="Avenir Next" w:hAnsi="Avenir Next" w:cs="Avenir Next" w:eastAsia="Avenir Next"/>
           <w:b/>
           <w:color w:val="003A70"/>
+          <w:sz w:val="22"/>
+          <w:szCs w:val="18"/>
+        </w:rPr>
+        <w:t xml:space="preserve">Step 1</w:t>
+      </w:r>
+      <w:r>
+        <w:rPr>
+          <w:rFonts w:ascii="Avenir Next" w:hAnsi="Avenir Next" w:cs="Avenir Next" w:eastAsia="Avenir Next"/>
+          <w:color w:val="1A1A1A"/>
           <w:sz w:val="18"/>
           <w:szCs w:val="18"/>
         </w:rPr>
-        <w:t xml:space="preserve">Step 1</w:t>
-      </w:r>
-      <w:r>
-        <w:rPr>
-          <w:rFonts w:ascii="Avenir Next" w:hAnsi="Avenir Next" w:cs="Avenir Next" w:eastAsia="Avenir Next"/>
-          <w:color w:val="1A1A1A"/>
-          <w:sz w:val="18"/>
-          <w:szCs w:val="18"/>
-        </w:rPr>
         <w:tab/>
       </w:r>
       <w:r>
         <w:rPr>
           <w:rFonts w:ascii="Avenir Next" w:hAnsi="Avenir Next" w:cs="Avenir Next" w:eastAsia="Avenir Next"/>
           <w:color w:val="1A1A1A"/>
+          <w:sz w:val="22"/>
+          <w:szCs w:val="21"/>
+        </w:rPr>
+        <w:t xml:space="preserve">14 is </w:t>
+      </w:r>
+      <w:r>
+        <w:rPr>
+          <w:rFonts w:ascii="Avenir Next" w:hAnsi="Avenir Next" w:cs="Avenir Next" w:eastAsia="Avenir Next"/>
+          <w:color w:val="1A1A1A"/>
           <w:sz w:val="21"/>
           <w:szCs w:val="21"/>
-        </w:rPr>
-        <w:t xml:space="preserve">14 is </w:t>
-      </w:r>
-      <w:r>
-        <w:rPr>
-          <w:rFonts w:ascii="Avenir Next" w:hAnsi="Avenir Next" w:cs="Avenir Next" w:eastAsia="Avenir Next"/>
-          <w:color w:val="1A1A1A"/>
-          <w:sz w:val="21"/>
-          <w:szCs w:val="21"/>
           <w:u w:val="single"/>
         </w:rPr>
         <w:t xml:space="preserve">                </w:t>
@@ -2684,7 +2703,7 @@
         <w:rPr>
           <w:rFonts w:ascii="Avenir Next" w:hAnsi="Avenir Next" w:cs="Avenir Next" w:eastAsia="Avenir Next"/>
           <w:color w:val="1A1A1A"/>
-          <w:sz w:val="21"/>
+          <w:sz w:val="22"/>
           <w:szCs w:val="21"/>
         </w:rPr>
         <w:t xml:space="preserve"> to </w:t>
@@ -2694,7 +2713,7 @@
           <w:rFonts w:ascii="Avenir Next" w:hAnsi="Avenir Next" w:cs="Avenir Next" w:eastAsia="Avenir Next"/>
           <w:i/>
           <w:color w:val="1A1A1A"/>
-          <w:sz w:val="21"/>
+          <w:sz w:val="22"/>
           <w:szCs w:val="21"/>
         </w:rPr>
         <w:t xml:space="preserve">x</w:t>
@@ -2703,7 +2722,7 @@
         <w:rPr>
           <w:rFonts w:ascii="Avenir Next" w:hAnsi="Avenir Next" w:cs="Avenir Next" w:eastAsia="Avenir Next"/>
           <w:color w:val="1A1A1A"/>
-          <w:sz w:val="21"/>
+          <w:sz w:val="22"/>
           <w:szCs w:val="21"/>
         </w:rPr>
         <w:t xml:space="preserve">.</w:t>
@@ -2715,7 +2734,7 @@
         <w:tabs>
           <w:tab w:val="left" w:pos="1300"/>
         </w:tabs>
-        <w:spacing w:before="0" w:after="24" w:line="272" w:lineRule="auto"/>
+        <w:spacing w:before="0" w:after="24" w:line="256" w:lineRule="auto"/>
         <w:ind w:left="1300" w:hanging="868"/>
       </w:pPr>
       <w:r>
@@ -2723,54 +2742,54 @@
           <w:rFonts w:ascii="Avenir Next" w:hAnsi="Avenir Next" w:cs="Avenir Next" w:eastAsia="Avenir Next"/>
           <w:b/>
           <w:color w:val="003A70"/>
+          <w:sz w:val="22"/>
+          <w:szCs w:val="18"/>
+        </w:rPr>
+        <w:t xml:space="preserve">Step 2</w:t>
+      </w:r>
+      <w:r>
+        <w:rPr>
+          <w:rFonts w:ascii="Avenir Next" w:hAnsi="Avenir Next" w:cs="Avenir Next" w:eastAsia="Avenir Next"/>
+          <w:color w:val="1A1A1A"/>
           <w:sz w:val="18"/>
           <w:szCs w:val="18"/>
         </w:rPr>
-        <w:t xml:space="preserve">Step 2</w:t>
-      </w:r>
-      <w:r>
-        <w:rPr>
-          <w:rFonts w:ascii="Avenir Next" w:hAnsi="Avenir Next" w:cs="Avenir Next" w:eastAsia="Avenir Next"/>
-          <w:color w:val="1A1A1A"/>
-          <w:sz w:val="18"/>
-          <w:szCs w:val="18"/>
-        </w:rPr>
         <w:tab/>
       </w:r>
       <w:r>
         <w:rPr>
           <w:rFonts w:ascii="Avenir Next" w:hAnsi="Avenir Next" w:cs="Avenir Next" w:eastAsia="Avenir Next"/>
           <w:color w:val="1A1A1A"/>
+          <w:sz w:val="22"/>
+          <w:szCs w:val="21"/>
+        </w:rPr>
+        <w:t xml:space="preserve">Subtract 14 from both sides: </w:t>
+      </w:r>
+      <w:r>
+        <w:rPr>
+          <w:rFonts w:ascii="Avenir Next" w:hAnsi="Avenir Next" w:cs="Avenir Next" w:eastAsia="Avenir Next"/>
+          <w:i/>
+          <w:color w:val="1A1A1A"/>
+          <w:sz w:val="22"/>
+          <w:szCs w:val="21"/>
+        </w:rPr>
+        <w:t xml:space="preserve">x</w:t>
+      </w:r>
+      <w:r>
+        <w:rPr>
+          <w:rFonts w:ascii="Avenir Next" w:hAnsi="Avenir Next" w:cs="Avenir Next" w:eastAsia="Avenir Next"/>
+          <w:color w:val="1A1A1A"/>
+          <w:sz w:val="22"/>
+          <w:szCs w:val="21"/>
+        </w:rPr>
+        <w:t xml:space="preserve"> = 52 − 14 = </w:t>
+      </w:r>
+      <w:r>
+        <w:rPr>
+          <w:rFonts w:ascii="Avenir Next" w:hAnsi="Avenir Next" w:cs="Avenir Next" w:eastAsia="Avenir Next"/>
+          <w:color w:val="1A1A1A"/>
           <w:sz w:val="21"/>
           <w:szCs w:val="21"/>
-        </w:rPr>
-        <w:t xml:space="preserve">Subtract 14 from both sides: </w:t>
-      </w:r>
-      <w:r>
-        <w:rPr>
-          <w:rFonts w:ascii="Avenir Next" w:hAnsi="Avenir Next" w:cs="Avenir Next" w:eastAsia="Avenir Next"/>
-          <w:i/>
-          <w:color w:val="1A1A1A"/>
-          <w:sz w:val="21"/>
-          <w:szCs w:val="21"/>
-        </w:rPr>
-        <w:t xml:space="preserve">x</w:t>
-      </w:r>
-      <w:r>
-        <w:rPr>
-          <w:rFonts w:ascii="Avenir Next" w:hAnsi="Avenir Next" w:cs="Avenir Next" w:eastAsia="Avenir Next"/>
-          <w:color w:val="1A1A1A"/>
-          <w:sz w:val="21"/>
-          <w:szCs w:val="21"/>
-        </w:rPr>
-        <w:t xml:space="preserve"> = 52 − 14 = </w:t>
-      </w:r>
-      <w:r>
-        <w:rPr>
-          <w:rFonts w:ascii="Avenir Next" w:hAnsi="Avenir Next" w:cs="Avenir Next" w:eastAsia="Avenir Next"/>
-          <w:color w:val="1A1A1A"/>
-          <w:sz w:val="21"/>
-          <w:szCs w:val="21"/>
           <w:u w:val="single"/>
         </w:rPr>
         <w:t xml:space="preserve">                </w:t>
@@ -2779,7 +2798,7 @@
         <w:rPr>
           <w:rFonts w:ascii="Avenir Next" w:hAnsi="Avenir Next" w:cs="Avenir Next" w:eastAsia="Avenir Next"/>
           <w:color w:val="1A1A1A"/>
-          <w:sz w:val="21"/>
+          <w:sz w:val="22"/>
           <w:szCs w:val="21"/>
         </w:rPr>
         <w:t xml:space="preserve">.</w:t>
@@ -2791,7 +2810,7 @@
         <w:tabs>
           <w:tab w:val="left" w:pos="1300"/>
         </w:tabs>
-        <w:spacing w:before="0" w:after="24" w:line="272" w:lineRule="auto"/>
+        <w:spacing w:before="0" w:after="24" w:line="256" w:lineRule="auto"/>
         <w:ind w:left="1300" w:hanging="868"/>
       </w:pPr>
       <w:r>
@@ -2799,35 +2818,35 @@
           <w:rFonts w:ascii="Avenir Next" w:hAnsi="Avenir Next" w:cs="Avenir Next" w:eastAsia="Avenir Next"/>
           <w:b/>
           <w:color w:val="003A70"/>
+          <w:sz w:val="22"/>
+          <w:szCs w:val="18"/>
+        </w:rPr>
+        <w:t xml:space="preserve">Step 3</w:t>
+      </w:r>
+      <w:r>
+        <w:rPr>
+          <w:rFonts w:ascii="Avenir Next" w:hAnsi="Avenir Next" w:cs="Avenir Next" w:eastAsia="Avenir Next"/>
+          <w:color w:val="1A1A1A"/>
           <w:sz w:val="18"/>
           <w:szCs w:val="18"/>
         </w:rPr>
-        <w:t xml:space="preserve">Step 3</w:t>
-      </w:r>
-      <w:r>
-        <w:rPr>
-          <w:rFonts w:ascii="Avenir Next" w:hAnsi="Avenir Next" w:cs="Avenir Next" w:eastAsia="Avenir Next"/>
-          <w:color w:val="1A1A1A"/>
-          <w:sz w:val="18"/>
-          <w:szCs w:val="18"/>
-        </w:rPr>
         <w:tab/>
       </w:r>
       <w:r>
         <w:rPr>
           <w:rFonts w:ascii="Avenir Next" w:hAnsi="Avenir Next" w:cs="Avenir Next" w:eastAsia="Avenir Next"/>
           <w:color w:val="1A1A1A"/>
+          <w:sz w:val="22"/>
+          <w:szCs w:val="21"/>
+        </w:rPr>
+        <w:t xml:space="preserve">38 + 14 = </w:t>
+      </w:r>
+      <w:r>
+        <w:rPr>
+          <w:rFonts w:ascii="Avenir Next" w:hAnsi="Avenir Next" w:cs="Avenir Next" w:eastAsia="Avenir Next"/>
+          <w:color w:val="1A1A1A"/>
           <w:sz w:val="21"/>
           <w:szCs w:val="21"/>
-        </w:rPr>
-        <w:t xml:space="preserve">38 + 14 = </w:t>
-      </w:r>
-      <w:r>
-        <w:rPr>
-          <w:rFonts w:ascii="Avenir Next" w:hAnsi="Avenir Next" w:cs="Avenir Next" w:eastAsia="Avenir Next"/>
-          <w:color w:val="1A1A1A"/>
-          <w:sz w:val="21"/>
-          <w:szCs w:val="21"/>
           <w:u w:val="single"/>
         </w:rPr>
         <w:t xml:space="preserve">                </w:t>
@@ -2836,7 +2855,7 @@
         <w:rPr>
           <w:rFonts w:ascii="Avenir Next" w:hAnsi="Avenir Next" w:cs="Avenir Next" w:eastAsia="Avenir Next"/>
           <w:color w:val="1A1A1A"/>
-          <w:sz w:val="21"/>
+          <w:sz w:val="22"/>
           <w:szCs w:val="21"/>
         </w:rPr>
         <w:t xml:space="preserve">. It checks.</w:t>
@@ -2853,7 +2872,7 @@
         <w:tabs>
           <w:tab w:val="left" w:pos="432"/>
         </w:tabs>
-        <w:spacing w:before="90" w:after="40" w:line="268" w:lineRule="auto"/>
+        <w:spacing w:before="90" w:after="40" w:line="254" w:lineRule="auto"/>
         <w:ind w:left="432" w:hanging="432"/>
       </w:pPr>
       <w:r>
@@ -2910,7 +2929,7 @@
         <w:tabs>
           <w:tab w:val="left" w:pos="1300"/>
         </w:tabs>
-        <w:spacing w:before="0" w:after="24" w:line="272" w:lineRule="auto"/>
+        <w:spacing w:before="0" w:after="24" w:line="256" w:lineRule="auto"/>
         <w:ind w:left="1300" w:hanging="868"/>
       </w:pPr>
       <w:r>
@@ -2918,35 +2937,35 @@
           <w:rFonts w:ascii="Avenir Next" w:hAnsi="Avenir Next" w:cs="Avenir Next" w:eastAsia="Avenir Next"/>
           <w:b/>
           <w:color w:val="003A70"/>
+          <w:sz w:val="22"/>
+          <w:szCs w:val="18"/>
+        </w:rPr>
+        <w:t xml:space="preserve">Step 1</w:t>
+      </w:r>
+      <w:r>
+        <w:rPr>
+          <w:rFonts w:ascii="Avenir Next" w:hAnsi="Avenir Next" w:cs="Avenir Next" w:eastAsia="Avenir Next"/>
+          <w:color w:val="1A1A1A"/>
           <w:sz w:val="18"/>
           <w:szCs w:val="18"/>
         </w:rPr>
-        <w:t xml:space="preserve">Step 1</w:t>
-      </w:r>
-      <w:r>
-        <w:rPr>
-          <w:rFonts w:ascii="Avenir Next" w:hAnsi="Avenir Next" w:cs="Avenir Next" w:eastAsia="Avenir Next"/>
-          <w:color w:val="1A1A1A"/>
-          <w:sz w:val="18"/>
-          <w:szCs w:val="18"/>
-        </w:rPr>
         <w:tab/>
       </w:r>
       <w:r>
         <w:rPr>
           <w:rFonts w:ascii="Avenir Next" w:hAnsi="Avenir Next" w:cs="Avenir Next" w:eastAsia="Avenir Next"/>
           <w:color w:val="1A1A1A"/>
+          <w:sz w:val="22"/>
+          <w:szCs w:val="21"/>
+        </w:rPr>
+        <w:t xml:space="preserve">19 is </w:t>
+      </w:r>
+      <w:r>
+        <w:rPr>
+          <w:rFonts w:ascii="Avenir Next" w:hAnsi="Avenir Next" w:cs="Avenir Next" w:eastAsia="Avenir Next"/>
+          <w:color w:val="1A1A1A"/>
           <w:sz w:val="21"/>
           <w:szCs w:val="21"/>
-        </w:rPr>
-        <w:t xml:space="preserve">19 is </w:t>
-      </w:r>
-      <w:r>
-        <w:rPr>
-          <w:rFonts w:ascii="Avenir Next" w:hAnsi="Avenir Next" w:cs="Avenir Next" w:eastAsia="Avenir Next"/>
-          <w:color w:val="1A1A1A"/>
-          <w:sz w:val="21"/>
-          <w:szCs w:val="21"/>
           <w:u w:val="single"/>
         </w:rPr>
         <w:t xml:space="preserve">                </w:t>
@@ -2955,7 +2974,7 @@
         <w:rPr>
           <w:rFonts w:ascii="Avenir Next" w:hAnsi="Avenir Next" w:cs="Avenir Next" w:eastAsia="Avenir Next"/>
           <w:color w:val="1A1A1A"/>
-          <w:sz w:val="21"/>
+          <w:sz w:val="22"/>
           <w:szCs w:val="21"/>
         </w:rPr>
         <w:t xml:space="preserve"> from </w:t>
@@ -2965,7 +2984,7 @@
           <w:rFonts w:ascii="Avenir Next" w:hAnsi="Avenir Next" w:cs="Avenir Next" w:eastAsia="Avenir Next"/>
           <w:i/>
           <w:color w:val="1A1A1A"/>
-          <w:sz w:val="21"/>
+          <w:sz w:val="22"/>
           <w:szCs w:val="21"/>
         </w:rPr>
         <w:t xml:space="preserve">k</w:t>
@@ -2974,7 +2993,7 @@
         <w:rPr>
           <w:rFonts w:ascii="Avenir Next" w:hAnsi="Avenir Next" w:cs="Avenir Next" w:eastAsia="Avenir Next"/>
           <w:color w:val="1A1A1A"/>
-          <w:sz w:val="21"/>
+          <w:sz w:val="22"/>
           <w:szCs w:val="21"/>
         </w:rPr>
         <w:t xml:space="preserve">.</w:t>
@@ -2986,7 +3005,7 @@
         <w:tabs>
           <w:tab w:val="left" w:pos="1300"/>
         </w:tabs>
-        <w:spacing w:before="0" w:after="24" w:line="272" w:lineRule="auto"/>
+        <w:spacing w:before="0" w:after="24" w:line="256" w:lineRule="auto"/>
         <w:ind w:left="1300" w:hanging="868"/>
       </w:pPr>
       <w:r>
@@ -2994,54 +3013,54 @@
           <w:rFonts w:ascii="Avenir Next" w:hAnsi="Avenir Next" w:cs="Avenir Next" w:eastAsia="Avenir Next"/>
           <w:b/>
           <w:color w:val="003A70"/>
+          <w:sz w:val="22"/>
+          <w:szCs w:val="18"/>
+        </w:rPr>
+        <w:t xml:space="preserve">Step 2</w:t>
+      </w:r>
+      <w:r>
+        <w:rPr>
+          <w:rFonts w:ascii="Avenir Next" w:hAnsi="Avenir Next" w:cs="Avenir Next" w:eastAsia="Avenir Next"/>
+          <w:color w:val="1A1A1A"/>
           <w:sz w:val="18"/>
           <w:szCs w:val="18"/>
         </w:rPr>
-        <w:t xml:space="preserve">Step 2</w:t>
-      </w:r>
-      <w:r>
-        <w:rPr>
-          <w:rFonts w:ascii="Avenir Next" w:hAnsi="Avenir Next" w:cs="Avenir Next" w:eastAsia="Avenir Next"/>
-          <w:color w:val="1A1A1A"/>
-          <w:sz w:val="18"/>
-          <w:szCs w:val="18"/>
-        </w:rPr>
         <w:tab/>
       </w:r>
       <w:r>
         <w:rPr>
           <w:rFonts w:ascii="Avenir Next" w:hAnsi="Avenir Next" w:cs="Avenir Next" w:eastAsia="Avenir Next"/>
           <w:color w:val="1A1A1A"/>
+          <w:sz w:val="22"/>
+          <w:szCs w:val="21"/>
+        </w:rPr>
+        <w:t xml:space="preserve">Add 19 to both sides: </w:t>
+      </w:r>
+      <w:r>
+        <w:rPr>
+          <w:rFonts w:ascii="Avenir Next" w:hAnsi="Avenir Next" w:cs="Avenir Next" w:eastAsia="Avenir Next"/>
+          <w:i/>
+          <w:color w:val="1A1A1A"/>
+          <w:sz w:val="22"/>
+          <w:szCs w:val="21"/>
+        </w:rPr>
+        <w:t xml:space="preserve">k</w:t>
+      </w:r>
+      <w:r>
+        <w:rPr>
+          <w:rFonts w:ascii="Avenir Next" w:hAnsi="Avenir Next" w:cs="Avenir Next" w:eastAsia="Avenir Next"/>
+          <w:color w:val="1A1A1A"/>
+          <w:sz w:val="22"/>
+          <w:szCs w:val="21"/>
+        </w:rPr>
+        <w:t xml:space="preserve"> = 33 + 19 = </w:t>
+      </w:r>
+      <w:r>
+        <w:rPr>
+          <w:rFonts w:ascii="Avenir Next" w:hAnsi="Avenir Next" w:cs="Avenir Next" w:eastAsia="Avenir Next"/>
+          <w:color w:val="1A1A1A"/>
           <w:sz w:val="21"/>
           <w:szCs w:val="21"/>
-        </w:rPr>
-        <w:t xml:space="preserve">Add 19 to both sides: </w:t>
-      </w:r>
-      <w:r>
-        <w:rPr>
-          <w:rFonts w:ascii="Avenir Next" w:hAnsi="Avenir Next" w:cs="Avenir Next" w:eastAsia="Avenir Next"/>
-          <w:i/>
-          <w:color w:val="1A1A1A"/>
-          <w:sz w:val="21"/>
-          <w:szCs w:val="21"/>
-        </w:rPr>
-        <w:t xml:space="preserve">k</w:t>
-      </w:r>
-      <w:r>
-        <w:rPr>
-          <w:rFonts w:ascii="Avenir Next" w:hAnsi="Avenir Next" w:cs="Avenir Next" w:eastAsia="Avenir Next"/>
-          <w:color w:val="1A1A1A"/>
-          <w:sz w:val="21"/>
-          <w:szCs w:val="21"/>
-        </w:rPr>
-        <w:t xml:space="preserve"> = 33 + 19 = </w:t>
-      </w:r>
-      <w:r>
-        <w:rPr>
-          <w:rFonts w:ascii="Avenir Next" w:hAnsi="Avenir Next" w:cs="Avenir Next" w:eastAsia="Avenir Next"/>
-          <w:color w:val="1A1A1A"/>
-          <w:sz w:val="21"/>
-          <w:szCs w:val="21"/>
           <w:u w:val="single"/>
         </w:rPr>
         <w:t xml:space="preserve">                </w:t>
@@ -3050,7 +3069,7 @@
         <w:rPr>
           <w:rFonts w:ascii="Avenir Next" w:hAnsi="Avenir Next" w:cs="Avenir Next" w:eastAsia="Avenir Next"/>
           <w:color w:val="1A1A1A"/>
-          <w:sz w:val="21"/>
+          <w:sz w:val="22"/>
           <w:szCs w:val="21"/>
         </w:rPr>
         <w:t xml:space="preserve">.</w:t>
@@ -3062,7 +3081,7 @@
         <w:tabs>
           <w:tab w:val="left" w:pos="1300"/>
         </w:tabs>
-        <w:spacing w:before="0" w:after="24" w:line="272" w:lineRule="auto"/>
+        <w:spacing w:before="0" w:after="24" w:line="256" w:lineRule="auto"/>
         <w:ind w:left="1300" w:hanging="868"/>
       </w:pPr>
       <w:r>
@@ -3070,18 +3089,18 @@
           <w:rFonts w:ascii="Avenir Next" w:hAnsi="Avenir Next" w:cs="Avenir Next" w:eastAsia="Avenir Next"/>
           <w:b/>
           <w:color w:val="003A70"/>
+          <w:sz w:val="22"/>
+          <w:szCs w:val="18"/>
+        </w:rPr>
+        <w:t xml:space="preserve">Step 3</w:t>
+      </w:r>
+      <w:r>
+        <w:rPr>
+          <w:rFonts w:ascii="Avenir Next" w:hAnsi="Avenir Next" w:cs="Avenir Next" w:eastAsia="Avenir Next"/>
+          <w:color w:val="1A1A1A"/>
           <w:sz w:val="18"/>
           <w:szCs w:val="18"/>
         </w:rPr>
-        <w:t xml:space="preserve">Step 3</w:t>
-      </w:r>
-      <w:r>
-        <w:rPr>
-          <w:rFonts w:ascii="Avenir Next" w:hAnsi="Avenir Next" w:cs="Avenir Next" w:eastAsia="Avenir Next"/>
-          <w:color w:val="1A1A1A"/>
-          <w:sz w:val="18"/>
-          <w:szCs w:val="18"/>
-        </w:rPr>
         <w:tab/>
       </w:r>
       <w:r>
@@ -3098,7 +3117,7 @@
         <w:rPr>
           <w:rFonts w:ascii="Avenir Next" w:hAnsi="Avenir Next" w:cs="Avenir Next" w:eastAsia="Avenir Next"/>
           <w:color w:val="1A1A1A"/>
-          <w:sz w:val="21"/>
+          <w:sz w:val="22"/>
           <w:szCs w:val="21"/>
         </w:rPr>
         <w:t xml:space="preserve"> − 19 = 33. It checks.</w:t>
@@ -3111,6 +3130,7 @@
     </w:p>
     <w:p>
       <w:pPr>
+        <w:pStyle w:val="Heading2"/>
         <w:keepNext/>
         <w:pBdr>
           <w:bottom w:val="single" w:sz="8" w:space="3" w:color="003A70"/>
@@ -3126,7 +3146,7 @@
           <w:b/>
           <w:color w:val="003A70"/>
           <w:spacing w:val="14"/>
-          <w:sz w:val="19"/>
+          <w:sz w:val="22"/>
           <w:szCs w:val="19"/>
         </w:rPr>
         <w:t xml:space="preserve">YOUR TURN</w:t>
@@ -3145,7 +3165,7 @@
           <w:rFonts w:ascii="Avenir Next" w:hAnsi="Avenir Next" w:cs="Avenir Next" w:eastAsia="Avenir Next"/>
           <w:i/>
           <w:color w:val="5A5F66"/>
-          <w:sz w:val="17"/>
+          <w:sz w:val="22"/>
           <w:szCs w:val="17"/>
         </w:rPr>
         <w:t xml:space="preserve">use the steps on your own</w:t>
@@ -3195,7 +3215,7 @@
               <w:tabs>
                 <w:tab w:val="left" w:pos="432"/>
               </w:tabs>
-              <w:spacing w:before="90" w:after="40" w:line="268" w:lineRule="auto"/>
+              <w:spacing w:before="90" w:after="40" w:line="254" w:lineRule="auto"/>
               <w:ind w:left="432" w:hanging="432"/>
             </w:pPr>
             <w:r>
@@ -3269,7 +3289,7 @@
                     <w:tabs>
                       <w:tab w:val="left" w:pos="340"/>
                     </w:tabs>
-                    <w:spacing w:before="0" w:after="0" w:line="276" w:lineRule="auto"/>
+                    <w:spacing w:before="0" w:after="0" w:line="258" w:lineRule="auto"/>
                     <w:ind w:left="340" w:hanging="340"/>
                   </w:pPr>
                   <w:r>
@@ -3327,7 +3347,7 @@
                       <w:szCs w:val="22"/>
                       <w:u w:val="single"/>
                     </w:rPr>
-                    <w:t xml:space="preserve">        </w:t>
+                    <w:t xml:space="preserve">            </w:t>
                   </w:r>
                 </w:p>
               </w:tc>
@@ -3341,7 +3361,7 @@
                     <w:tabs>
                       <w:tab w:val="left" w:pos="340"/>
                     </w:tabs>
-                    <w:spacing w:before="0" w:after="0" w:line="276" w:lineRule="auto"/>
+                    <w:spacing w:before="0" w:after="0" w:line="258" w:lineRule="auto"/>
                     <w:ind w:left="340" w:hanging="340"/>
                   </w:pPr>
                   <w:r>
@@ -3399,7 +3419,7 @@
                       <w:szCs w:val="22"/>
                       <w:u w:val="single"/>
                     </w:rPr>
-                    <w:t xml:space="preserve">        </w:t>
+                    <w:t xml:space="preserve">            </w:t>
                   </w:r>
                 </w:p>
               </w:tc>
@@ -3413,7 +3433,7 @@
                     <w:tabs>
                       <w:tab w:val="left" w:pos="340"/>
                     </w:tabs>
-                    <w:spacing w:before="0" w:after="0" w:line="276" w:lineRule="auto"/>
+                    <w:spacing w:before="0" w:after="0" w:line="258" w:lineRule="auto"/>
                     <w:ind w:left="340" w:hanging="340"/>
                   </w:pPr>
                   <w:r>
@@ -3480,7 +3500,7 @@
                       <w:szCs w:val="22"/>
                       <w:u w:val="single"/>
                     </w:rPr>
-                    <w:t xml:space="preserve">        </w:t>
+                    <w:t xml:space="preserve">            </w:t>
                   </w:r>
                 </w:p>
               </w:tc>
@@ -3500,7 +3520,7 @@
                     <w:tabs>
                       <w:tab w:val="left" w:pos="340"/>
                     </w:tabs>
-                    <w:spacing w:before="0" w:after="0" w:line="276" w:lineRule="auto"/>
+                    <w:spacing w:before="0" w:after="0" w:line="258" w:lineRule="auto"/>
                     <w:ind w:left="340" w:hanging="340"/>
                   </w:pPr>
                   <w:r>
@@ -3558,7 +3578,7 @@
                       <w:szCs w:val="22"/>
                       <w:u w:val="single"/>
                     </w:rPr>
-                    <w:t xml:space="preserve">        </w:t>
+                    <w:t xml:space="preserve">            </w:t>
                   </w:r>
                 </w:p>
               </w:tc>
@@ -3572,7 +3592,7 @@
                     <w:tabs>
                       <w:tab w:val="left" w:pos="340"/>
                     </w:tabs>
-                    <w:spacing w:before="0" w:after="0" w:line="276" w:lineRule="auto"/>
+                    <w:spacing w:before="0" w:after="0" w:line="258" w:lineRule="auto"/>
                     <w:ind w:left="340" w:hanging="340"/>
                   </w:pPr>
                   <w:r>
@@ -3630,7 +3650,7 @@
                       <w:szCs w:val="22"/>
                       <w:u w:val="single"/>
                     </w:rPr>
-                    <w:t xml:space="preserve">        </w:t>
+                    <w:t xml:space="preserve">            </w:t>
                   </w:r>
                 </w:p>
               </w:tc>
@@ -3644,7 +3664,7 @@
                     <w:tabs>
                       <w:tab w:val="left" w:pos="340"/>
                     </w:tabs>
-                    <w:spacing w:before="0" w:after="0" w:line="276" w:lineRule="auto"/>
+                    <w:spacing w:before="0" w:after="0" w:line="258" w:lineRule="auto"/>
                     <w:ind w:left="340" w:hanging="340"/>
                   </w:pPr>
                   <w:r>
@@ -3702,7 +3722,7 @@
                       <w:szCs w:val="22"/>
                       <w:u w:val="single"/>
                     </w:rPr>
-                    <w:t xml:space="preserve">        </w:t>
+                    <w:t xml:space="preserve">            </w:t>
                   </w:r>
                 </w:p>
               </w:tc>
@@ -3723,6 +3743,7 @@
     </w:p>
     <w:p>
       <w:pPr>
+        <w:pStyle w:val="Heading2"/>
         <w:keepNext/>
         <w:pBdr>
           <w:bottom w:val="single" w:sz="8" w:space="3" w:color="003A70"/>
@@ -3738,7 +3759,7 @@
           <w:b/>
           <w:color w:val="003A70"/>
           <w:spacing w:val="14"/>
-          <w:sz w:val="19"/>
+          <w:sz w:val="22"/>
           <w:szCs w:val="19"/>
         </w:rPr>
         <w:t xml:space="preserve">READY CHECK</w:t>
@@ -3757,7 +3778,7 @@
           <w:rFonts w:ascii="Avenir Next" w:hAnsi="Avenir Next" w:cs="Avenir Next" w:eastAsia="Avenir Next"/>
           <w:i/>
           <w:color w:val="5A5F66"/>
-          <w:sz w:val="17"/>
+          <w:sz w:val="22"/>
           <w:szCs w:val="17"/>
         </w:rPr>
         <w:t xml:space="preserve">a problem like the one in today’s lesson</w:t>
@@ -3807,7 +3828,7 @@
               <w:tabs>
                 <w:tab w:val="left" w:pos="432"/>
               </w:tabs>
-              <w:spacing w:before="90" w:after="40" w:line="268" w:lineRule="auto"/>
+              <w:spacing w:before="90" w:after="40" w:line="254" w:lineRule="auto"/>
               <w:ind w:left="432" w:hanging="432"/>
             </w:pPr>
             <w:r>
@@ -3900,7 +3921,7 @@
                     <w:tabs>
                       <w:tab w:val="left" w:pos="340"/>
                     </w:tabs>
-                    <w:spacing w:before="0" w:after="0" w:line="264" w:lineRule="auto"/>
+                    <w:spacing w:before="0" w:after="0" w:line="252" w:lineRule="auto"/>
                     <w:ind w:left="340" w:hanging="340"/>
                   </w:pPr>
                   <w:r>
@@ -3908,25 +3929,25 @@
                       <w:rFonts w:ascii="Avenir Next" w:hAnsi="Avenir Next" w:cs="Avenir Next" w:eastAsia="Avenir Next"/>
                       <w:b/>
                       <w:color w:val="003A70"/>
+                      <w:sz w:val="22"/>
+                      <w:szCs w:val="21"/>
+                    </w:rPr>
+                    <w:t xml:space="preserve">A</w:t>
+                  </w:r>
+                  <w:r>
+                    <w:rPr>
+                      <w:rFonts w:ascii="Avenir Next" w:hAnsi="Avenir Next" w:cs="Avenir Next" w:eastAsia="Avenir Next"/>
+                      <w:color w:val="1A1A1A"/>
                       <w:sz w:val="21"/>
                       <w:szCs w:val="21"/>
                     </w:rPr>
-                    <w:t xml:space="preserve">A</w:t>
-                  </w:r>
-                  <w:r>
-                    <w:rPr>
-                      <w:rFonts w:ascii="Avenir Next" w:hAnsi="Avenir Next" w:cs="Avenir Next" w:eastAsia="Avenir Next"/>
-                      <w:color w:val="1A1A1A"/>
-                      <w:sz w:val="21"/>
-                      <w:szCs w:val="21"/>
-                    </w:rPr>
                     <w:tab/>
                   </w:r>
                   <w:r>
                     <w:rPr>
                       <w:rFonts w:ascii="Avenir Next" w:hAnsi="Avenir Next" w:cs="Avenir Next" w:eastAsia="Avenir Next"/>
                       <w:color w:val="1A1A1A"/>
-                      <w:sz w:val="21"/>
+                      <w:sz w:val="22"/>
                       <w:szCs w:val="21"/>
                     </w:rPr>
                     <w:t xml:space="preserve">Subtract 6</w:t>
@@ -3943,7 +3964,7 @@
                     <w:tabs>
                       <w:tab w:val="left" w:pos="340"/>
                     </w:tabs>
-                    <w:spacing w:before="0" w:after="0" w:line="264" w:lineRule="auto"/>
+                    <w:spacing w:before="0" w:after="0" w:line="252" w:lineRule="auto"/>
                     <w:ind w:left="340" w:hanging="340"/>
                   </w:pPr>
                   <w:r>
@@ -3951,25 +3972,25 @@
                       <w:rFonts w:ascii="Avenir Next" w:hAnsi="Avenir Next" w:cs="Avenir Next" w:eastAsia="Avenir Next"/>
                       <w:b/>
                       <w:color w:val="003A70"/>
+                      <w:sz w:val="22"/>
+                      <w:szCs w:val="21"/>
+                    </w:rPr>
+                    <w:t xml:space="preserve">B</w:t>
+                  </w:r>
+                  <w:r>
+                    <w:rPr>
+                      <w:rFonts w:ascii="Avenir Next" w:hAnsi="Avenir Next" w:cs="Avenir Next" w:eastAsia="Avenir Next"/>
+                      <w:color w:val="1A1A1A"/>
                       <w:sz w:val="21"/>
                       <w:szCs w:val="21"/>
                     </w:rPr>
-                    <w:t xml:space="preserve">B</w:t>
-                  </w:r>
-                  <w:r>
-                    <w:rPr>
-                      <w:rFonts w:ascii="Avenir Next" w:hAnsi="Avenir Next" w:cs="Avenir Next" w:eastAsia="Avenir Next"/>
-                      <w:color w:val="1A1A1A"/>
-                      <w:sz w:val="21"/>
-                      <w:szCs w:val="21"/>
-                    </w:rPr>
                     <w:tab/>
                   </w:r>
                   <w:r>
                     <w:rPr>
                       <w:rFonts w:ascii="Avenir Next" w:hAnsi="Avenir Next" w:cs="Avenir Next" w:eastAsia="Avenir Next"/>
                       <w:color w:val="1A1A1A"/>
-                      <w:sz w:val="21"/>
+                      <w:sz w:val="22"/>
                       <w:szCs w:val="21"/>
                     </w:rPr>
                     <w:t xml:space="preserve">Add 6</w:t>
@@ -3986,7 +4007,7 @@
                     <w:tabs>
                       <w:tab w:val="left" w:pos="340"/>
                     </w:tabs>
-                    <w:spacing w:before="0" w:after="0" w:line="264" w:lineRule="auto"/>
+                    <w:spacing w:before="0" w:after="0" w:line="252" w:lineRule="auto"/>
                     <w:ind w:left="340" w:hanging="340"/>
                   </w:pPr>
                   <w:r>
@@ -3994,25 +4015,25 @@
                       <w:rFonts w:ascii="Avenir Next" w:hAnsi="Avenir Next" w:cs="Avenir Next" w:eastAsia="Avenir Next"/>
                       <w:b/>
                       <w:color w:val="003A70"/>
+                      <w:sz w:val="22"/>
+                      <w:szCs w:val="21"/>
+                    </w:rPr>
+                    <w:t xml:space="preserve">C</w:t>
+                  </w:r>
+                  <w:r>
+                    <w:rPr>
+                      <w:rFonts w:ascii="Avenir Next" w:hAnsi="Avenir Next" w:cs="Avenir Next" w:eastAsia="Avenir Next"/>
+                      <w:color w:val="1A1A1A"/>
                       <w:sz w:val="21"/>
                       <w:szCs w:val="21"/>
                     </w:rPr>
-                    <w:t xml:space="preserve">C</w:t>
-                  </w:r>
-                  <w:r>
-                    <w:rPr>
-                      <w:rFonts w:ascii="Avenir Next" w:hAnsi="Avenir Next" w:cs="Avenir Next" w:eastAsia="Avenir Next"/>
-                      <w:color w:val="1A1A1A"/>
-                      <w:sz w:val="21"/>
-                      <w:szCs w:val="21"/>
-                    </w:rPr>
                     <w:tab/>
                   </w:r>
                   <w:r>
                     <w:rPr>
                       <w:rFonts w:ascii="Avenir Next" w:hAnsi="Avenir Next" w:cs="Avenir Next" w:eastAsia="Avenir Next"/>
                       <w:color w:val="1A1A1A"/>
-                      <w:sz w:val="21"/>
+                      <w:sz w:val="22"/>
                       <w:szCs w:val="21"/>
                     </w:rPr>
                     <w:t xml:space="preserve">Divide by 6</w:t>
@@ -4029,7 +4050,7 @@
                     <w:tabs>
                       <w:tab w:val="left" w:pos="340"/>
                     </w:tabs>
-                    <w:spacing w:before="0" w:after="0" w:line="264" w:lineRule="auto"/>
+                    <w:spacing w:before="0" w:after="0" w:line="252" w:lineRule="auto"/>
                     <w:ind w:left="340" w:hanging="340"/>
                   </w:pPr>
                   <w:r>
@@ -4037,25 +4058,25 @@
                       <w:rFonts w:ascii="Avenir Next" w:hAnsi="Avenir Next" w:cs="Avenir Next" w:eastAsia="Avenir Next"/>
                       <w:b/>
                       <w:color w:val="003A70"/>
+                      <w:sz w:val="22"/>
+                      <w:szCs w:val="21"/>
+                    </w:rPr>
+                    <w:t xml:space="preserve">D</w:t>
+                  </w:r>
+                  <w:r>
+                    <w:rPr>
+                      <w:rFonts w:ascii="Avenir Next" w:hAnsi="Avenir Next" w:cs="Avenir Next" w:eastAsia="Avenir Next"/>
+                      <w:color w:val="1A1A1A"/>
                       <w:sz w:val="21"/>
                       <w:szCs w:val="21"/>
                     </w:rPr>
-                    <w:t xml:space="preserve">D</w:t>
-                  </w:r>
-                  <w:r>
-                    <w:rPr>
-                      <w:rFonts w:ascii="Avenir Next" w:hAnsi="Avenir Next" w:cs="Avenir Next" w:eastAsia="Avenir Next"/>
-                      <w:color w:val="1A1A1A"/>
-                      <w:sz w:val="21"/>
-                      <w:szCs w:val="21"/>
-                    </w:rPr>
                     <w:tab/>
                   </w:r>
                   <w:r>
                     <w:rPr>
                       <w:rFonts w:ascii="Avenir Next" w:hAnsi="Avenir Next" w:cs="Avenir Next" w:eastAsia="Avenir Next"/>
                       <w:color w:val="1A1A1A"/>
-                      <w:sz w:val="21"/>
+                      <w:sz w:val="22"/>
                       <w:szCs w:val="21"/>
                     </w:rPr>
                     <w:t xml:space="preserve">Multiply by 6</w:t>
@@ -4104,19 +4125,42 @@
         <w:tblLook w:val="0000" w:firstRow="0" w:lastRow="0" w:firstColumn="0" w:lastColumn="0" w:noHBand="1" w:noVBand="1"/>
       </w:tblPr>
       <w:tblGrid>
-        <w:gridCol w:w="2000"/>
-        <w:gridCol w:w="2300"/>
-        <w:gridCol w:w="2100"/>
-        <w:gridCol w:w="3104"/>
+        <w:gridCol w:w="1750"/>
+        <w:gridCol w:w="2500"/>
+        <w:gridCol w:w="2200"/>
+        <w:gridCol w:w="3054"/>
       </w:tblGrid>
       <w:tr>
         <w:trPr>
           <w:cantSplit/>
-          <w:trHeight w:val="320" w:hRule="atLeast"/>
+          <w:trHeight w:val="300" w:hRule="atLeast"/>
         </w:trPr>
         <w:tc>
           <w:tcPr>
-            <w:tcW w:w="2000" w:type="dxa"/>
+            <w:tcW w:w="1750" w:type="dxa"/>
+            <w:vAlign w:val="center"/>
+          </w:tcPr>
+          <w:p>
+            <w:pPr>
+              <w:pStyle w:val="Heading2"/>
+              <w:spacing w:before="0" w:after="0" w:line="240" w:lineRule="auto"/>
+            </w:pPr>
+            <w:r>
+              <w:rPr>
+                <w:rFonts w:ascii="Avenir Next" w:hAnsi="Avenir Next" w:cs="Avenir Next" w:eastAsia="Avenir Next"/>
+                <w:b/>
+                <w:color w:val="003A70"/>
+                <w:spacing w:val="12"/>
+                <w:sz w:val="15"/>
+                <w:szCs w:val="15"/>
+              </w:rPr>
+              <w:t xml:space="preserve">CHECK YOURSELF</w:t>
+            </w:r>
+          </w:p>
+        </w:tc>
+        <w:tc>
+          <w:tcPr>
+            <w:tcW w:w="2500" w:type="dxa"/>
             <w:vAlign w:val="center"/>
           </w:tcPr>
           <w:p>
@@ -4125,20 +4169,27 @@
             </w:pPr>
             <w:r>
               <w:rPr>
-                <w:rFonts w:ascii="Avenir Next" w:hAnsi="Avenir Next" w:cs="Avenir Next" w:eastAsia="Avenir Next"/>
-                <w:b/>
-                <w:color w:val="003A70"/>
-                <w:spacing w:val="12"/>
-                <w:sz w:val="15"/>
-                <w:szCs w:val="15"/>
-              </w:rPr>
-              <w:t xml:space="preserve">CHECK YOURSELF</w:t>
+                <w:rFonts w:ascii="Arial" w:hAnsi="Arial" w:cs="Arial" w:eastAsia="Arial"/>
+                <w:color w:val="1A1A1A"/>
+                <w:sz w:val="20"/>
+                <w:szCs w:val="20"/>
+              </w:rPr>
+              <w:t xml:space="preserve">□</w:t>
+            </w:r>
+            <w:r>
+              <w:rPr>
+                <w:rFonts w:ascii="Avenir Next" w:hAnsi="Avenir Next" w:cs="Avenir Next" w:eastAsia="Avenir Next"/>
+                <w:color w:val="1A1A1A"/>
+                <w:sz w:val="17"/>
+                <w:szCs w:val="17"/>
+              </w:rPr>
+              <w:t xml:space="preserve">  I can do this on my own</w:t>
             </w:r>
           </w:p>
         </w:tc>
         <w:tc>
           <w:tcPr>
-            <w:tcW w:w="2300" w:type="dxa"/>
+            <w:tcW w:w="2200" w:type="dxa"/>
             <w:vAlign w:val="center"/>
           </w:tcPr>
           <w:p>
@@ -4149,8 +4200,8 @@
               <w:rPr>
                 <w:rFonts w:ascii="Arial" w:hAnsi="Arial" w:cs="Arial" w:eastAsia="Arial"/>
                 <w:color w:val="1A1A1A"/>
-                <w:sz w:val="24"/>
-                <w:szCs w:val="24"/>
+                <w:sz w:val="20"/>
+                <w:szCs w:val="20"/>
               </w:rPr>
               <w:t xml:space="preserve">□</w:t>
             </w:r>
@@ -4161,13 +4212,13 @@
                 <w:sz w:val="17"/>
                 <w:szCs w:val="17"/>
               </w:rPr>
-              <w:t xml:space="preserve">  I can do this on my own</w:t>
+              <w:t xml:space="preserve">  I need a little help</w:t>
             </w:r>
           </w:p>
         </w:tc>
         <w:tc>
           <w:tcPr>
-            <w:tcW w:w="2100" w:type="dxa"/>
+            <w:tcW w:w="3054" w:type="dxa"/>
             <w:vAlign w:val="center"/>
           </w:tcPr>
           <w:p>
@@ -4178,37 +4229,8 @@
               <w:rPr>
                 <w:rFonts w:ascii="Arial" w:hAnsi="Arial" w:cs="Arial" w:eastAsia="Arial"/>
                 <w:color w:val="1A1A1A"/>
-                <w:sz w:val="24"/>
-                <w:szCs w:val="24"/>
-              </w:rPr>
-              <w:t xml:space="preserve">□</w:t>
-            </w:r>
-            <w:r>
-              <w:rPr>
-                <w:rFonts w:ascii="Avenir Next" w:hAnsi="Avenir Next" w:cs="Avenir Next" w:eastAsia="Avenir Next"/>
-                <w:color w:val="1A1A1A"/>
-                <w:sz w:val="17"/>
-                <w:szCs w:val="17"/>
-              </w:rPr>
-              <w:t xml:space="preserve">  I need a little help</w:t>
-            </w:r>
-          </w:p>
-        </w:tc>
-        <w:tc>
-          <w:tcPr>
-            <w:tcW w:w="3104" w:type="dxa"/>
-            <w:vAlign w:val="center"/>
-          </w:tcPr>
-          <w:p>
-            <w:pPr>
-              <w:spacing w:before="0" w:after="0" w:line="240" w:lineRule="auto"/>
-            </w:pPr>
-            <w:r>
-              <w:rPr>
-                <w:rFonts w:ascii="Arial" w:hAnsi="Arial" w:cs="Arial" w:eastAsia="Arial"/>
-                <w:color w:val="1A1A1A"/>
-                <w:sz w:val="24"/>
-                <w:szCs w:val="24"/>
+                <w:sz w:val="20"/>
+                <w:szCs w:val="20"/>
               </w:rPr>
               <w:t xml:space="preserve">□</w:t>
             </w:r>
@@ -4243,7 +4265,7 @@
     <w:sectPr>
       <w:footerReference w:type="default" r:id="rIdFooter1"/>
       <w:pgSz w:w="12240" w:h="15840"/>
-      <w:pgMar w:top="893" w:right="1224" w:bottom="835" w:left="1512" w:header="432" w:footer="432" w:gutter="0"/>
+      <w:pgMar w:top="780" w:right="1224" w:bottom="760" w:left="1512" w:header="432" w:footer="432" w:gutter="0"/>
       <w:cols w:space="720"/>
     </w:sectPr>
   </w:body>
@@ -4323,7 +4345,106 @@
               <w:sz w:val="15"/>
               <w:szCs w:val="15"/>
             </w:rPr>
-            <w:t xml:space="preserve">Lesson 8-3  ·  Session 1  ·  Prerequisite Practice B</w:t>
+            <w:t xml:space="preserve">8-3 · Page </w:t>
+          </w:r>
+          <w:r>
+            <w:rPr>
+              <w:rFonts w:ascii="Avenir Next" w:hAnsi="Avenir Next" w:cs="Avenir Next" w:eastAsia="Avenir Next"/>
+              <w:color w:val="5A5F66"/>
+              <w:sz w:val="15"/>
+              <w:szCs w:val="15"/>
+            </w:rPr>
+            <w:fldChar w:fldCharType="begin"/>
+          </w:r>
+          <w:r>
+            <w:rPr>
+              <w:rFonts w:ascii="Avenir Next" w:hAnsi="Avenir Next" w:cs="Avenir Next" w:eastAsia="Avenir Next"/>
+              <w:color w:val="5A5F66"/>
+              <w:sz w:val="15"/>
+              <w:szCs w:val="15"/>
+            </w:rPr>
+            <w:instrText xml:space="preserve"> PAGE </w:instrText>
+          </w:r>
+          <w:r>
+            <w:rPr>
+              <w:rFonts w:ascii="Avenir Next" w:hAnsi="Avenir Next" w:cs="Avenir Next" w:eastAsia="Avenir Next"/>
+              <w:color w:val="5A5F66"/>
+              <w:sz w:val="15"/>
+              <w:szCs w:val="15"/>
+            </w:rPr>
+            <w:fldChar w:fldCharType="separate"/>
+          </w:r>
+          <w:r>
+            <w:rPr>
+              <w:rFonts w:ascii="Avenir Next" w:hAnsi="Avenir Next" w:cs="Avenir Next" w:eastAsia="Avenir Next"/>
+              <w:color w:val="5A5F66"/>
+              <w:sz w:val="15"/>
+              <w:szCs w:val="15"/>
+            </w:rPr>
+            <w:t xml:space="preserve">1</w:t>
+          </w:r>
+          <w:r>
+            <w:rPr>
+              <w:rFonts w:ascii="Avenir Next" w:hAnsi="Avenir Next" w:cs="Avenir Next" w:eastAsia="Avenir Next"/>
+              <w:color w:val="5A5F66"/>
+              <w:sz w:val="15"/>
+              <w:szCs w:val="15"/>
+            </w:rPr>
+            <w:fldChar w:fldCharType="end"/>
+          </w:r>
+          <w:r>
+            <w:rPr>
+              <w:rFonts w:ascii="Avenir Next" w:hAnsi="Avenir Next" w:cs="Avenir Next" w:eastAsia="Avenir Next"/>
+              <w:color w:val="5A5F66"/>
+              <w:sz w:val="15"/>
+              <w:szCs w:val="15"/>
+            </w:rPr>
+            <w:t xml:space="preserve"> of </w:t>
+          </w:r>
+          <w:r>
+            <w:rPr>
+              <w:rFonts w:ascii="Avenir Next" w:hAnsi="Avenir Next" w:cs="Avenir Next" w:eastAsia="Avenir Next"/>
+              <w:color w:val="5A5F66"/>
+              <w:sz w:val="15"/>
+              <w:szCs w:val="15"/>
+            </w:rPr>
+            <w:fldChar w:fldCharType="begin"/>
+          </w:r>
+          <w:r>
+            <w:rPr>
+              <w:rFonts w:ascii="Avenir Next" w:hAnsi="Avenir Next" w:cs="Avenir Next" w:eastAsia="Avenir Next"/>
+              <w:color w:val="5A5F66"/>
+              <w:sz w:val="15"/>
+              <w:szCs w:val="15"/>
+            </w:rPr>
+            <w:instrText xml:space="preserve"> NUMPAGES </w:instrText>
+          </w:r>
+          <w:r>
+            <w:rPr>
+              <w:rFonts w:ascii="Avenir Next" w:hAnsi="Avenir Next" w:cs="Avenir Next" w:eastAsia="Avenir Next"/>
+              <w:color w:val="5A5F66"/>
+              <w:sz w:val="15"/>
+              <w:szCs w:val="15"/>
+            </w:rPr>
+            <w:fldChar w:fldCharType="separate"/>
+          </w:r>
+          <w:r>
+            <w:rPr>
+              <w:rFonts w:ascii="Avenir Next" w:hAnsi="Avenir Next" w:cs="Avenir Next" w:eastAsia="Avenir Next"/>
+              <w:color w:val="5A5F66"/>
+              <w:sz w:val="15"/>
+              <w:szCs w:val="15"/>
+            </w:rPr>
+            <w:t xml:space="preserve">1</w:t>
+          </w:r>
+          <w:r>
+            <w:rPr>
+              <w:rFonts w:ascii="Avenir Next" w:hAnsi="Avenir Next" w:cs="Avenir Next" w:eastAsia="Avenir Next"/>
+              <w:color w:val="5A5F66"/>
+              <w:sz w:val="15"/>
+              <w:szCs w:val="15"/>
+            </w:rPr>
+            <w:fldChar w:fldCharType="end"/>
           </w:r>
         </w:p>
       </w:tc>
@@ -4366,5 +4487,23 @@
       </w:tblCellMar>
     </w:tblPr>
   </w:style>
+  <w:style w:type="paragraph" w:styleId="Heading1">
+    <w:name w:val="heading 1"/>
+    <w:basedOn w:val="Normal"/>
+    <w:pPr>
+      <w:outlineLvl w:val="0"/>
+      <w:keepNext w:val="0"/>
+      <w:keepLines w:val="0"/>
+    </w:pPr>
+  </w:style>
+  <w:style w:type="paragraph" w:styleId="Heading2">
+    <w:name w:val="heading 2"/>
+    <w:basedOn w:val="Normal"/>
+    <w:pPr>
+      <w:outlineLvl w:val="1"/>
+      <w:keepNext w:val="0"/>
+      <w:keepLines w:val="0"/>
+    </w:pPr>
+  </w:style>
 </w:styles>
 </file>